--- a/topic13-wip/Proj res/Analysing and Mapping XML into Haskell Data Structures.docx
+++ b/topic13-wip/Proj res/Analysing and Mapping XML into Haskell Data Structures.docx
@@ -7,17 +7,23 @@
         <w:pStyle w:val="Heading1"/>
       </w:pPr>
       <w:bookmarkStart w:id="0" w:name="header"/>
-      <w:bookmarkStart w:id="1" w:name="Xb24d2745c4222c9fadb8f75120e3e37fad83123"/>
-      <w:bookmarkStart w:id="2" w:name="content"/>
-      <w:bookmarkStart w:id="3" w:name="_Toc221829090"/>
+      <w:bookmarkStart w:id="1" w:name="_Toc221829090"/>
+      <w:bookmarkStart w:id="2" w:name="Xb24d2745c4222c9fadb8f75120e3e37fad83123"/>
+      <w:bookmarkStart w:id="3" w:name="content"/>
       <w:bookmarkEnd w:id="0"/>
       <w:r>
         <w:t>Analysing and Mapping XML into Haskell Data Structures</w:t>
       </w:r>
-      <w:bookmarkEnd w:id="3"/>
+      <w:bookmarkEnd w:id="1"/>
     </w:p>
     <w:sdt>
       <w:sdtPr>
+        <w:rPr>
+          <w:rFonts w:asciiTheme="minorHAnsi" w:eastAsiaTheme="minorHAnsi" w:hAnsiTheme="minorHAnsi" w:cstheme="minorBidi"/>
+          <w:color w:val="auto"/>
+          <w:sz w:val="24"/>
+          <w:szCs w:val="24"/>
+        </w:rPr>
         <w:id w:val="1898628060"/>
         <w:docPartObj>
           <w:docPartGallery w:val="Table of Contents"/>
@@ -26,13 +32,9 @@
       </w:sdtPr>
       <w:sdtEndPr>
         <w:rPr>
-          <w:rFonts w:asciiTheme="minorHAnsi" w:eastAsiaTheme="minorHAnsi" w:hAnsiTheme="minorHAnsi" w:cstheme="minorBidi"/>
           <w:b/>
           <w:bCs/>
           <w:noProof/>
-          <w:color w:val="auto"/>
-          <w:sz w:val="24"/>
-          <w:szCs w:val="24"/>
         </w:rPr>
       </w:sdtEndPr>
       <w:sdtContent>
@@ -2341,12 +2343,12 @@
       <w:pPr>
         <w:pStyle w:val="Heading2"/>
       </w:pPr>
-      <w:bookmarkStart w:id="4" w:name="executive-summary"/>
-      <w:bookmarkStart w:id="5" w:name="_Toc221829091"/>
+      <w:bookmarkStart w:id="4" w:name="_Toc221829091"/>
+      <w:bookmarkStart w:id="5" w:name="executive-summary"/>
       <w:r>
         <w:t>Executive summary</w:t>
       </w:r>
-      <w:bookmarkEnd w:id="5"/>
+      <w:bookmarkEnd w:id="4"/>
     </w:p>
     <w:p>
       <w:pPr>
@@ -2865,13 +2867,13 @@
       <w:pPr>
         <w:pStyle w:val="Heading2"/>
       </w:pPr>
-      <w:bookmarkStart w:id="6" w:name="X267ed0f36d96c3845da578c6e3f99f72976afb5"/>
-      <w:bookmarkStart w:id="7" w:name="_Toc221829092"/>
-      <w:bookmarkEnd w:id="4"/>
+      <w:bookmarkStart w:id="6" w:name="_Toc221829092"/>
+      <w:bookmarkStart w:id="7" w:name="X267ed0f36d96c3845da578c6e3f99f72976afb5"/>
+      <w:bookmarkEnd w:id="5"/>
       <w:r>
         <w:t>Mapping XML to Haskell goals and constraints</w:t>
       </w:r>
-      <w:bookmarkEnd w:id="7"/>
+      <w:bookmarkEnd w:id="6"/>
     </w:p>
     <w:p>
       <w:pPr>
@@ -2905,13 +2907,13 @@
       <w:pPr>
         <w:pStyle w:val="Heading3"/>
       </w:pPr>
-      <w:bookmarkStart w:id="8" w:name="type-safety-versus-accept-anything"/>
-      <w:bookmarkStart w:id="9" w:name="_Toc221829093"/>
+      <w:bookmarkStart w:id="8" w:name="_Toc221829093"/>
+      <w:bookmarkStart w:id="9" w:name="type-safety-versus-accept-anything"/>
       <w:r>
         <w:lastRenderedPageBreak/>
         <w:t>Type-safety versus “accept anything”</w:t>
       </w:r>
-      <w:bookmarkEnd w:id="9"/>
+      <w:bookmarkEnd w:id="8"/>
     </w:p>
     <w:p>
       <w:pPr>
@@ -3040,13 +3042,13 @@
       <w:pPr>
         <w:pStyle w:val="Heading3"/>
       </w:pPr>
-      <w:bookmarkStart w:id="10" w:name="X5be3d4e79fd23c216472d375537b32b1425fbe2"/>
-      <w:bookmarkStart w:id="11" w:name="_Toc221829094"/>
-      <w:bookmarkEnd w:id="8"/>
+      <w:bookmarkStart w:id="10" w:name="_Toc221829094"/>
+      <w:bookmarkStart w:id="11" w:name="X5be3d4e79fd23c216472d375537b32b1425fbe2"/>
+      <w:bookmarkEnd w:id="9"/>
       <w:r>
         <w:t>Optional elements, required elements, and multiplicity</w:t>
       </w:r>
-      <w:bookmarkEnd w:id="11"/>
+      <w:bookmarkEnd w:id="10"/>
     </w:p>
     <w:p>
       <w:pPr>
@@ -3195,13 +3197,13 @@
       <w:pPr>
         <w:pStyle w:val="Heading3"/>
       </w:pPr>
-      <w:bookmarkStart w:id="12" w:name="attributes-vs-elements"/>
-      <w:bookmarkStart w:id="13" w:name="_Toc221829095"/>
-      <w:bookmarkEnd w:id="10"/>
+      <w:bookmarkStart w:id="12" w:name="_Toc221829095"/>
+      <w:bookmarkStart w:id="13" w:name="attributes-vs-elements"/>
+      <w:bookmarkEnd w:id="11"/>
       <w:r>
         <w:t>Attributes vs elements</w:t>
       </w:r>
-      <w:bookmarkEnd w:id="13"/>
+      <w:bookmarkEnd w:id="12"/>
     </w:p>
     <w:p>
       <w:pPr>
@@ -3267,13 +3269,13 @@
       <w:pPr>
         <w:pStyle w:val="Heading3"/>
       </w:pPr>
-      <w:bookmarkStart w:id="14" w:name="namespaces"/>
-      <w:bookmarkStart w:id="15" w:name="_Toc221829096"/>
-      <w:bookmarkEnd w:id="12"/>
+      <w:bookmarkStart w:id="14" w:name="_Toc221829096"/>
+      <w:bookmarkStart w:id="15" w:name="namespaces"/>
+      <w:bookmarkEnd w:id="13"/>
       <w:r>
         <w:t>Namespaces</w:t>
       </w:r>
-      <w:bookmarkEnd w:id="15"/>
+      <w:bookmarkEnd w:id="14"/>
     </w:p>
     <w:p>
       <w:pPr>
@@ -3413,13 +3415,13 @@
       <w:pPr>
         <w:pStyle w:val="Heading3"/>
       </w:pPr>
-      <w:bookmarkStart w:id="16" w:name="Xd76d434d25c6252ecf092ff2d4fa479baa904be"/>
-      <w:bookmarkStart w:id="17" w:name="_Toc221829097"/>
-      <w:bookmarkEnd w:id="14"/>
+      <w:bookmarkStart w:id="16" w:name="_Toc221829097"/>
+      <w:bookmarkStart w:id="17" w:name="Xd76d434d25c6252ecf092ff2d4fa479baa904be"/>
+      <w:bookmarkEnd w:id="15"/>
       <w:r>
         <w:t>Mixed content (text interleaved with child elements)</w:t>
       </w:r>
-      <w:bookmarkEnd w:id="17"/>
+      <w:bookmarkEnd w:id="16"/>
     </w:p>
     <w:p>
       <w:pPr>
@@ -3482,13 +3484,13 @@
       <w:pPr>
         <w:pStyle w:val="Heading3"/>
       </w:pPr>
-      <w:bookmarkStart w:id="18" w:name="Xcd389af986b84b5dbed07538828b2933f0386b0"/>
-      <w:bookmarkStart w:id="19" w:name="_Toc221829098"/>
-      <w:bookmarkEnd w:id="16"/>
+      <w:bookmarkStart w:id="18" w:name="_Toc221829098"/>
+      <w:bookmarkStart w:id="19" w:name="Xcd389af986b84b5dbed07538828b2933f0386b0"/>
+      <w:bookmarkEnd w:id="17"/>
       <w:r>
         <w:t>Large files and streaming/iterative decoding</w:t>
       </w:r>
-      <w:bookmarkEnd w:id="19"/>
+      <w:bookmarkEnd w:id="18"/>
     </w:p>
     <w:p>
       <w:pPr>
@@ -3537,13 +3539,13 @@
       <w:pPr>
         <w:pStyle w:val="Heading3"/>
       </w:pPr>
-      <w:bookmarkStart w:id="20" w:name="X68b97f61b616f56e89d47963b5f732da0486646"/>
-      <w:bookmarkStart w:id="21" w:name="_Toc221829099"/>
-      <w:bookmarkEnd w:id="18"/>
+      <w:bookmarkStart w:id="20" w:name="_Toc221829099"/>
+      <w:bookmarkStart w:id="21" w:name="X68b97f61b616f56e89d47963b5f732da0486646"/>
+      <w:bookmarkEnd w:id="19"/>
       <w:r>
         <w:t>Validation against DTD/XSD and “valid vs well-formed”</w:t>
       </w:r>
-      <w:bookmarkEnd w:id="21"/>
+      <w:bookmarkEnd w:id="20"/>
     </w:p>
     <w:p>
       <w:pPr>
@@ -3663,13 +3665,13 @@
       <w:pPr>
         <w:pStyle w:val="Heading3"/>
       </w:pPr>
-      <w:bookmarkStart w:id="22" w:name="preserving-order-and-round-tripping"/>
-      <w:bookmarkStart w:id="23" w:name="_Toc221829100"/>
-      <w:bookmarkEnd w:id="20"/>
+      <w:bookmarkStart w:id="22" w:name="_Toc221829100"/>
+      <w:bookmarkStart w:id="23" w:name="preserving-order-and-round-tripping"/>
+      <w:bookmarkEnd w:id="21"/>
       <w:r>
         <w:t>Preserving order and round-tripping</w:t>
       </w:r>
-      <w:bookmarkEnd w:id="23"/>
+      <w:bookmarkEnd w:id="22"/>
     </w:p>
     <w:p>
       <w:pPr>
@@ -3881,14 +3883,14 @@
       <w:pPr>
         <w:pStyle w:val="Heading2"/>
       </w:pPr>
-      <w:bookmarkStart w:id="24" w:name="library-and-tooling-survey"/>
-      <w:bookmarkStart w:id="25" w:name="_Toc221829101"/>
-      <w:bookmarkEnd w:id="6"/>
-      <w:bookmarkEnd w:id="22"/>
+      <w:bookmarkStart w:id="24" w:name="_Toc221829101"/>
+      <w:bookmarkStart w:id="25" w:name="library-and-tooling-survey"/>
+      <w:bookmarkEnd w:id="7"/>
+      <w:bookmarkEnd w:id="23"/>
       <w:r>
         <w:t>Library and tooling survey</w:t>
       </w:r>
-      <w:bookmarkEnd w:id="25"/>
+      <w:bookmarkEnd w:id="24"/>
     </w:p>
     <w:p>
       <w:pPr>
@@ -3918,14 +3920,28 @@
     </w:p>
     <w:p>
       <w:pPr>
+        <w:rPr>
+          <w:rFonts w:eastAsiaTheme="majorEastAsia" w:cstheme="majorBidi"/>
+          <w:color w:val="0F4761" w:themeColor="accent1" w:themeShade="BF"/>
+          <w:sz w:val="28"/>
+          <w:szCs w:val="28"/>
+        </w:rPr>
+      </w:pPr>
+      <w:bookmarkStart w:id="26" w:name="_Toc221829102"/>
+      <w:bookmarkStart w:id="27" w:name="comparison-table"/>
+      <w:r>
+        <w:br w:type="page"/>
+      </w:r>
+    </w:p>
+    <w:p>
+      <w:pPr>
         <w:pStyle w:val="Heading3"/>
       </w:pPr>
-      <w:bookmarkStart w:id="26" w:name="comparison-table"/>
-      <w:bookmarkStart w:id="27" w:name="_Toc221829102"/>
-      <w:r>
+      <w:r>
+        <w:lastRenderedPageBreak/>
         <w:t>Comparison table</w:t>
       </w:r>
-      <w:bookmarkEnd w:id="27"/>
+      <w:bookmarkEnd w:id="26"/>
     </w:p>
     <w:p>
       <w:pPr>
@@ -4114,11 +4130,7 @@
               <w:pStyle w:val="Compact"/>
             </w:pPr>
             <w:r>
-              <w:t>Good: write decoders over Cursor (DOM) or event combinators (streamin</w:t>
-            </w:r>
-            <w:r>
-              <w:lastRenderedPageBreak/>
-              <w:t>g). (Evaluative.)</w:t>
+              <w:t>Good: write decoders over Cursor (DOM) or event combinators (streaming). (Evaluative.)</w:t>
             </w:r>
           </w:p>
         </w:tc>
@@ -4131,7 +4143,6 @@
               <w:pStyle w:val="Compact"/>
             </w:pPr>
             <w:r>
-              <w:lastRenderedPageBreak/>
               <w:t xml:space="preserve">Structural </w:t>
             </w:r>
             <w:r>
@@ -4141,11 +4152,7 @@
               <w:t>Name</w:t>
             </w:r>
             <w:r>
-              <w:t xml:space="preserve"> with namespace URI/prefix; parse settings include retaining </w:t>
-            </w:r>
-            <w:r>
-              <w:lastRenderedPageBreak/>
-              <w:t xml:space="preserve">namespaces. </w:t>
+              <w:t xml:space="preserve"> with namespace URI/prefix; parse settings include retaining namespaces. </w:t>
             </w:r>
             <w:hyperlink r:id="rId26">
               <w:r>
@@ -4166,12 +4173,7 @@
               <w:pStyle w:val="Compact"/>
             </w:pPr>
             <w:r>
-              <w:lastRenderedPageBreak/>
-              <w:t xml:space="preserve">Not a schema validator; primarily parse/render. (Inference from </w:t>
-            </w:r>
-            <w:r>
-              <w:lastRenderedPageBreak/>
-              <w:t xml:space="preserve">docs describing scope.) </w:t>
+              <w:t xml:space="preserve">Not a schema validator; primarily parse/render. (Inference from docs describing scope.) </w:t>
             </w:r>
             <w:hyperlink r:id="rId27">
               <w:r>
@@ -4192,7 +4194,6 @@
               <w:pStyle w:val="Compact"/>
             </w:pPr>
             <w:r>
-              <w:lastRenderedPageBreak/>
               <w:t xml:space="preserve">DOM requires resolved entities; use </w:t>
             </w:r>
             <w:r>
@@ -4211,11 +4212,7 @@
               <w:t>Map</w:t>
             </w:r>
             <w:r>
-              <w:t xml:space="preserve"> but render </w:t>
-            </w:r>
-            <w:r>
-              <w:lastRenderedPageBreak/>
-              <w:t xml:space="preserve">can order attrs. </w:t>
+              <w:t xml:space="preserve"> but render can order attrs. </w:t>
             </w:r>
             <w:hyperlink r:id="rId28">
               <w:r>
@@ -4236,7 +4233,6 @@
               <w:pStyle w:val="Compact"/>
             </w:pPr>
             <w:r>
-              <w:lastRenderedPageBreak/>
               <w:t xml:space="preserve">Uploaded 2025‑11‑25; on Stackage LTS 24.x / Nightly 2026. </w:t>
             </w:r>
             <w:hyperlink r:id="rId29">
@@ -4442,7 +4438,11 @@
               <w:pStyle w:val="Compact"/>
             </w:pPr>
             <w:r>
-              <w:t>Good when combined with domain decoders; strong for query-style extraction. (Evaluative.)</w:t>
+              <w:t>Good when combined with domain decoders; strong for query-</w:t>
+            </w:r>
+            <w:r>
+              <w:lastRenderedPageBreak/>
+              <w:t>style extraction. (Evaluative.)</w:t>
             </w:r>
           </w:p>
         </w:tc>
@@ -4455,6 +4455,7 @@
               <w:pStyle w:val="Compact"/>
             </w:pPr>
             <w:r>
+              <w:lastRenderedPageBreak/>
               <w:t xml:space="preserve">Inherits </w:t>
             </w:r>
             <w:r>
@@ -4627,11 +4628,7 @@
               <w:t>ToXml</w:t>
             </w:r>
             <w:r>
-              <w:t xml:space="preserve"> workflow when element order is predictable. </w:t>
-            </w:r>
-            <w:r>
-              <w:lastRenderedPageBreak/>
-              <w:t>(Evaluative.)</w:t>
+              <w:t xml:space="preserve"> workflow when element order is predictable. (Evaluative.)</w:t>
             </w:r>
           </w:p>
         </w:tc>
@@ -4644,7 +4641,6 @@
               <w:pStyle w:val="Compact"/>
             </w:pPr>
             <w:r>
-              <w:lastRenderedPageBreak/>
               <w:t xml:space="preserve">Names are plain </w:t>
             </w:r>
             <w:r>
@@ -4688,11 +4684,7 @@
               <w:pStyle w:val="Compact"/>
             </w:pPr>
             <w:r>
-              <w:t>Renderer normalises: no self-closing tags, no CDATA, attrs alphabetical; has a documented decode/encod</w:t>
-            </w:r>
-            <w:r>
-              <w:lastRenderedPageBreak/>
-              <w:t xml:space="preserve">e round-trip law. </w:t>
+              <w:t xml:space="preserve">Renderer normalises: no self-closing tags, no CDATA, attrs alphabetical; has a documented decode/encode round-trip law. </w:t>
             </w:r>
             <w:hyperlink r:id="rId41">
               <w:r>
@@ -4713,7 +4705,6 @@
               <w:pStyle w:val="Compact"/>
             </w:pPr>
             <w:r>
-              <w:lastRenderedPageBreak/>
               <w:t xml:space="preserve">Uploaded 2022‑12‑08; depends on backends such as </w:t>
             </w:r>
             <w:r>
@@ -5023,6 +5014,7 @@
               <w:rPr>
                 <w:rStyle w:val="VerbatimChar"/>
               </w:rPr>
+              <w:lastRenderedPageBreak/>
               <w:t>xml</w:t>
             </w:r>
             <w:r>
@@ -5118,11 +5110,7 @@
               <w:t>xml-types</w:t>
             </w:r>
             <w:r>
-              <w:t xml:space="preserve">-based stacks. </w:t>
-            </w:r>
-            <w:r>
-              <w:lastRenderedPageBreak/>
-              <w:t xml:space="preserve">(Evaluative.) </w:t>
+              <w:t xml:space="preserve">-based stacks. (Evaluative.) </w:t>
             </w:r>
             <w:hyperlink r:id="rId52">
               <w:r>
@@ -5143,7 +5131,6 @@
               <w:pStyle w:val="Compact"/>
             </w:pPr>
             <w:r>
-              <w:lastRenderedPageBreak/>
               <w:t>No schema validation focus. (Evaluative.)</w:t>
             </w:r>
           </w:p>
@@ -5359,7 +5346,11 @@
               <w:pStyle w:val="Compact"/>
             </w:pPr>
             <w:r>
-              <w:t>No single canonical package in the mainstream core set; practice is “XML→JSON value” conversion via other libraries. (Evaluative.)</w:t>
+              <w:t xml:space="preserve">No single canonical package in the mainstream core set; practice is “XML→JSON value” </w:t>
+            </w:r>
+            <w:r>
+              <w:lastRenderedPageBreak/>
+              <w:t>conversion via other libraries. (Evaluative.)</w:t>
             </w:r>
           </w:p>
         </w:tc>
@@ -5372,7 +5363,12 @@
               <w:pStyle w:val="Compact"/>
             </w:pPr>
             <w:r>
-              <w:t>If you go via JSON, you often lose XML-specific information unless you use a very careful encoding. (Evaluative.)</w:t>
+              <w:lastRenderedPageBreak/>
+              <w:t xml:space="preserve">If you go via JSON, you often lose XML-specific information unless you use a very careful </w:t>
+            </w:r>
+            <w:r>
+              <w:lastRenderedPageBreak/>
+              <w:t>encoding. (Evaluative.)</w:t>
             </w:r>
           </w:p>
         </w:tc>
@@ -5385,6 +5381,7 @@
               <w:pStyle w:val="Compact"/>
             </w:pPr>
             <w:r>
+              <w:lastRenderedPageBreak/>
               <w:t>Depends on transformation rules.</w:t>
             </w:r>
           </w:p>
@@ -5468,7 +5465,11 @@
               <w:t>FromJSON</w:t>
             </w:r>
             <w:r>
-              <w:t xml:space="preserve">, but its dependency bounds show it is old. </w:t>
+              <w:t xml:space="preserve">, </w:t>
+            </w:r>
+            <w:r>
+              <w:lastRenderedPageBreak/>
+              <w:t xml:space="preserve">but its dependency bounds show it is old. </w:t>
             </w:r>
             <w:hyperlink r:id="rId61">
               <w:r>
@@ -5486,13 +5487,14 @@
       <w:pPr>
         <w:pStyle w:val="Heading3"/>
       </w:pPr>
-      <w:bookmarkStart w:id="28" w:name="Xac9fef28382a87f90fdc88fc9f2a7b75407577f"/>
-      <w:bookmarkStart w:id="29" w:name="_Toc221829103"/>
-      <w:bookmarkEnd w:id="26"/>
-      <w:r>
+      <w:bookmarkStart w:id="28" w:name="_Toc221829103"/>
+      <w:bookmarkStart w:id="29" w:name="Xac9fef28382a87f90fdc88fc9f2a7b75407577f"/>
+      <w:bookmarkEnd w:id="27"/>
+      <w:r>
+        <w:lastRenderedPageBreak/>
         <w:t>Narrative highlights and practical implications</w:t>
       </w:r>
-      <w:bookmarkEnd w:id="29"/>
+      <w:bookmarkEnd w:id="28"/>
     </w:p>
     <w:p>
       <w:pPr>
@@ -5603,11 +5605,7 @@
         <w:t>&amp;/</w:t>
       </w:r>
       <w:r>
-        <w:t xml:space="preserve">, etc.), making “extract information from a DOM” tasks readable once you learn the </w:t>
-      </w:r>
-      <w:r>
-        <w:lastRenderedPageBreak/>
-        <w:t xml:space="preserve">operators. </w:t>
+        <w:t xml:space="preserve">, etc.), making “extract information from a DOM” tasks readable once you learn the operators. </w:t>
       </w:r>
       <w:hyperlink r:id="rId63">
         <w:r>
@@ -5848,14 +5846,15 @@
       <w:pPr>
         <w:pStyle w:val="Heading2"/>
       </w:pPr>
-      <w:bookmarkStart w:id="30" w:name="Xd6d21cb1787f0bc1c38a477dd23063b7b83e351"/>
-      <w:bookmarkStart w:id="31" w:name="_Toc221829104"/>
-      <w:bookmarkEnd w:id="24"/>
-      <w:bookmarkEnd w:id="28"/>
-      <w:r>
+      <w:bookmarkStart w:id="30" w:name="_Toc221829104"/>
+      <w:bookmarkStart w:id="31" w:name="Xd6d21cb1787f0bc1c38a477dd23063b7b83e351"/>
+      <w:bookmarkEnd w:id="25"/>
+      <w:bookmarkEnd w:id="29"/>
+      <w:r>
+        <w:lastRenderedPageBreak/>
         <w:t>Data modelling patterns for maintainable Haskell XML bindings</w:t>
       </w:r>
-      <w:bookmarkEnd w:id="31"/>
+      <w:bookmarkEnd w:id="30"/>
     </w:p>
     <w:p>
       <w:pPr>
@@ -5879,12 +5878,12 @@
       <w:pPr>
         <w:pStyle w:val="Heading3"/>
       </w:pPr>
-      <w:bookmarkStart w:id="32" w:name="X6f0c7e9e07d0c020b5dac05ef4a2fa78a247101"/>
-      <w:bookmarkStart w:id="33" w:name="_Toc221829105"/>
+      <w:bookmarkStart w:id="32" w:name="_Toc221829105"/>
+      <w:bookmarkStart w:id="33" w:name="X6f0c7e9e07d0c020b5dac05ef4a2fa78a247101"/>
       <w:r>
         <w:t>Prefer domain ADTs, then write explicit codecs</w:t>
       </w:r>
-      <w:bookmarkEnd w:id="33"/>
+      <w:bookmarkEnd w:id="32"/>
     </w:p>
     <w:p>
       <w:pPr>
@@ -5986,29 +5985,104 @@
       <w:pPr>
         <w:pStyle w:val="Heading3"/>
       </w:pPr>
-      <w:bookmarkStart w:id="34" w:name="X955dc81e7472739a8abf58de5c6fc792967a54b"/>
-      <w:bookmarkStart w:id="35" w:name="_Toc221829106"/>
-      <w:bookmarkEnd w:id="32"/>
+      <w:bookmarkStart w:id="34" w:name="_Toc221829106"/>
+      <w:bookmarkStart w:id="35" w:name="X955dc81e7472739a8abf58de5c6fc792967a54b"/>
+      <w:bookmarkEnd w:id="33"/>
       <w:r>
         <w:t>Use records for complex types, sum types for choice</w:t>
       </w:r>
+      <w:bookmarkEnd w:id="34"/>
+    </w:p>
+    <w:p>
+      <w:pPr>
+        <w:pStyle w:val="FirstParagraph"/>
+      </w:pPr>
+      <w:r>
+        <w:t xml:space="preserve">XML choice constructs (XSD </w:t>
+      </w:r>
+      <w:r>
+        <w:rPr>
+          <w:rStyle w:val="VerbatimChar"/>
+        </w:rPr>
+        <w:t>&lt;choice&gt;…&lt;/choice&gt;</w:t>
+      </w:r>
+      <w:r>
+        <w:t>) map naturally to sum types:</w:t>
+      </w:r>
+    </w:p>
+    <w:p>
+      <w:pPr>
+        <w:pStyle w:val="SourceCode"/>
+      </w:pPr>
+      <w:r>
+        <w:rPr>
+          <w:rStyle w:val="VerbatimChar"/>
+        </w:rPr>
+        <w:t>data PaymentMethod</w:t>
+      </w:r>
+      <w:r>
+        <w:br/>
+      </w:r>
+      <w:r>
+        <w:rPr>
+          <w:rStyle w:val="VerbatimChar"/>
+        </w:rPr>
+        <w:t xml:space="preserve">  = Card CardDetails</w:t>
+      </w:r>
+      <w:r>
+        <w:br/>
+      </w:r>
+      <w:r>
+        <w:rPr>
+          <w:rStyle w:val="VerbatimChar"/>
+        </w:rPr>
+        <w:t xml:space="preserve">  | BankTransfer Iban</w:t>
+      </w:r>
+      <w:r>
+        <w:br/>
+      </w:r>
+      <w:r>
+        <w:rPr>
+          <w:rStyle w:val="VerbatimChar"/>
+        </w:rPr>
+        <w:t xml:space="preserve">  | Cash</w:t>
+      </w:r>
+    </w:p>
+    <w:p>
+      <w:pPr>
+        <w:pStyle w:val="FirstParagraph"/>
+      </w:pPr>
+      <w:r>
+        <w:t>Then enforce at decode time that exactly one alternative is present.</w:t>
+      </w:r>
+    </w:p>
+    <w:p>
+      <w:pPr>
+        <w:pStyle w:val="Heading3"/>
+      </w:pPr>
+      <w:bookmarkStart w:id="36" w:name="_Toc221829107"/>
+      <w:bookmarkStart w:id="37" w:name="X0aea602f605cd9be055991fc07c25fb0ca823a9"/>
       <w:bookmarkEnd w:id="35"/>
+      <w:r>
+        <w:t xml:space="preserve">Use </w:t>
+      </w:r>
+      <w:r>
+        <w:rPr>
+          <w:rStyle w:val="VerbatimChar"/>
+        </w:rPr>
+        <w:t>newtype</w:t>
+      </w:r>
+      <w:r>
+        <w:t xml:space="preserve"> to encode units and avoid “stringly-typed XML”</w:t>
+      </w:r>
+      <w:bookmarkEnd w:id="36"/>
     </w:p>
     <w:p>
       <w:pPr>
         <w:pStyle w:val="FirstParagraph"/>
       </w:pPr>
       <w:r>
-        <w:t xml:space="preserve">XML choice constructs (XSD </w:t>
-      </w:r>
-      <w:r>
-        <w:rPr>
-          <w:rStyle w:val="VerbatimChar"/>
-        </w:rPr>
-        <w:t>&lt;choice&gt;…&lt;/choice&gt;</w:t>
-      </w:r>
-      <w:r>
-        <w:t>) map naturally to sum types:</w:t>
+        <w:t>Common tactical win: wrap identifiers and units.</w:t>
       </w:r>
     </w:p>
     <w:p>
@@ -6019,35 +6093,25 @@
         <w:rPr>
           <w:rStyle w:val="VerbatimChar"/>
         </w:rPr>
-        <w:lastRenderedPageBreak/>
-        <w:t>data PaymentMethod</w:t>
-      </w:r>
-      <w:r>
-        <w:br/>
-      </w:r>
-      <w:r>
-        <w:rPr>
-          <w:rStyle w:val="VerbatimChar"/>
-        </w:rPr>
-        <w:t xml:space="preserve">  = Card CardDetails</w:t>
-      </w:r>
-      <w:r>
-        <w:br/>
-      </w:r>
-      <w:r>
-        <w:rPr>
-          <w:rStyle w:val="VerbatimChar"/>
-        </w:rPr>
-        <w:t xml:space="preserve">  | BankTransfer Iban</w:t>
-      </w:r>
-      <w:r>
-        <w:br/>
-      </w:r>
-      <w:r>
-        <w:rPr>
-          <w:rStyle w:val="VerbatimChar"/>
-        </w:rPr>
-        <w:t xml:space="preserve">  | Cash</w:t>
+        <w:t>newtype ISBN = ISBN Text</w:t>
+      </w:r>
+      <w:r>
+        <w:br/>
+      </w:r>
+      <w:r>
+        <w:rPr>
+          <w:rStyle w:val="VerbatimChar"/>
+        </w:rPr>
+        <w:t>newtype Year = Year Int</w:t>
+      </w:r>
+      <w:r>
+        <w:br/>
+      </w:r>
+      <w:r>
+        <w:rPr>
+          <w:rStyle w:val="VerbatimChar"/>
+        </w:rPr>
+        <w:t>newtype UserId = UserId Int</w:t>
       </w:r>
     </w:p>
     <w:p>
@@ -6055,86 +6119,20 @@
         <w:pStyle w:val="FirstParagraph"/>
       </w:pPr>
       <w:r>
-        <w:t>Then enforce at decode time that exactly one alternative is present.</w:t>
+        <w:t>This helps when multiple fields share the same primitive representation (all of them “Text”, all of them “Int”), but mean different things.</w:t>
       </w:r>
     </w:p>
     <w:p>
       <w:pPr>
         <w:pStyle w:val="Heading3"/>
       </w:pPr>
-      <w:bookmarkStart w:id="36" w:name="X0aea602f605cd9be055991fc07c25fb0ca823a9"/>
-      <w:bookmarkStart w:id="37" w:name="_Toc221829107"/>
-      <w:bookmarkEnd w:id="34"/>
-      <w:r>
-        <w:t xml:space="preserve">Use </w:t>
-      </w:r>
-      <w:r>
-        <w:rPr>
-          <w:rStyle w:val="VerbatimChar"/>
-        </w:rPr>
-        <w:t>newtype</w:t>
-      </w:r>
-      <w:r>
-        <w:t xml:space="preserve"> to encode units and avoid “stringly-typed XML”</w:t>
-      </w:r>
+      <w:bookmarkStart w:id="38" w:name="_Toc221829108"/>
+      <w:bookmarkStart w:id="39" w:name="Xa7908f2bd8187ca772e0bc804d8332d738fcd60"/>
       <w:bookmarkEnd w:id="37"/>
-    </w:p>
-    <w:p>
-      <w:pPr>
-        <w:pStyle w:val="FirstParagraph"/>
-      </w:pPr>
-      <w:r>
-        <w:t>Common tactical win: wrap identifiers and units.</w:t>
-      </w:r>
-    </w:p>
-    <w:p>
-      <w:pPr>
-        <w:pStyle w:val="SourceCode"/>
-      </w:pPr>
-      <w:r>
-        <w:rPr>
-          <w:rStyle w:val="VerbatimChar"/>
-        </w:rPr>
-        <w:t>newtype ISBN = ISBN Text</w:t>
-      </w:r>
-      <w:r>
-        <w:br/>
-      </w:r>
-      <w:r>
-        <w:rPr>
-          <w:rStyle w:val="VerbatimChar"/>
-        </w:rPr>
-        <w:t>newtype Year = Year Int</w:t>
-      </w:r>
-      <w:r>
-        <w:br/>
-      </w:r>
-      <w:r>
-        <w:rPr>
-          <w:rStyle w:val="VerbatimChar"/>
-        </w:rPr>
-        <w:t>newtype UserId = UserId Int</w:t>
-      </w:r>
-    </w:p>
-    <w:p>
-      <w:pPr>
-        <w:pStyle w:val="FirstParagraph"/>
-      </w:pPr>
-      <w:r>
-        <w:t>This helps when multiple fields share the same primitive representation (all of them “Text”, all of them “Int”), but mean different things.</w:t>
-      </w:r>
-    </w:p>
-    <w:p>
-      <w:pPr>
-        <w:pStyle w:val="Heading3"/>
-      </w:pPr>
-      <w:bookmarkStart w:id="38" w:name="Xa7908f2bd8187ca772e0bc804d8332d738fcd60"/>
-      <w:bookmarkStart w:id="39" w:name="_Toc221829108"/>
-      <w:bookmarkEnd w:id="36"/>
       <w:r>
         <w:t>Optional/required fields: make “impossible states impossible”, but keep decoding pragmatic</w:t>
       </w:r>
-      <w:bookmarkEnd w:id="39"/>
+      <w:bookmarkEnd w:id="38"/>
     </w:p>
     <w:p>
       <w:pPr>
@@ -6183,6 +6181,7 @@
         </w:numPr>
       </w:pPr>
       <w:r>
+        <w:lastRenderedPageBreak/>
         <w:t>Decoder returns rich errors and is tolerant of irrelevant whitespace and ordering where sensible.</w:t>
       </w:r>
     </w:p>
@@ -6190,13 +6189,13 @@
       <w:pPr>
         <w:pStyle w:val="Heading3"/>
       </w:pPr>
-      <w:bookmarkStart w:id="40" w:name="Xbe574b39b9bb8398c5bc60e3cba5ac5f08cc7ba"/>
-      <w:bookmarkStart w:id="41" w:name="_Toc221829109"/>
-      <w:bookmarkEnd w:id="38"/>
+      <w:bookmarkStart w:id="40" w:name="_Toc221829109"/>
+      <w:bookmarkStart w:id="41" w:name="Xbe574b39b9bb8398c5bc60e3cba5ac5f08cc7ba"/>
+      <w:bookmarkEnd w:id="39"/>
       <w:r>
         <w:t>Attributes vs elements: treat attributes as “metadata”, but don’t fight the schema</w:t>
       </w:r>
-      <w:bookmarkEnd w:id="41"/>
+      <w:bookmarkEnd w:id="40"/>
     </w:p>
     <w:p>
       <w:pPr>
@@ -6229,13 +6228,13 @@
       <w:pPr>
         <w:pStyle w:val="Heading3"/>
       </w:pPr>
-      <w:bookmarkStart w:id="42" w:name="Xf01b48d3b589f41d4ea2c1cdf5abfc7fd82544f"/>
-      <w:bookmarkStart w:id="43" w:name="_Toc221829110"/>
-      <w:bookmarkEnd w:id="40"/>
+      <w:bookmarkStart w:id="42" w:name="_Toc221829110"/>
+      <w:bookmarkStart w:id="43" w:name="Xf01b48d3b589f41d4ea2c1cdf5abfc7fd82544f"/>
+      <w:bookmarkEnd w:id="41"/>
       <w:r>
         <w:t>Namespaces: model URIs in the domain if they matter</w:t>
       </w:r>
-      <w:bookmarkEnd w:id="43"/>
+      <w:bookmarkEnd w:id="42"/>
     </w:p>
     <w:p>
       <w:pPr>
@@ -6354,115 +6353,114 @@
       <w:pPr>
         <w:pStyle w:val="Heading3"/>
       </w:pPr>
-      <w:bookmarkStart w:id="44" w:name="X79f8cec2a75d315f3bd5769bf571d681dfb1b8a"/>
-      <w:bookmarkStart w:id="45" w:name="_Toc221829111"/>
-      <w:bookmarkEnd w:id="42"/>
-      <w:r>
-        <w:lastRenderedPageBreak/>
+      <w:bookmarkStart w:id="44" w:name="_Toc221829111"/>
+      <w:bookmarkStart w:id="45" w:name="X79f8cec2a75d315f3bd5769bf571d681dfb1b8a"/>
+      <w:bookmarkEnd w:id="43"/>
+      <w:r>
         <w:t>Mixed content: represent it explicitly as an ordered list</w:t>
       </w:r>
+      <w:bookmarkEnd w:id="44"/>
+    </w:p>
+    <w:p>
+      <w:pPr>
+        <w:pStyle w:val="FirstParagraph"/>
+      </w:pPr>
+      <w:r>
+        <w:t>Mixed content is where many “nice” ADT mappings go to die.</w:t>
+      </w:r>
+    </w:p>
+    <w:p>
+      <w:pPr>
+        <w:pStyle w:val="BodyText"/>
+      </w:pPr>
+      <w:r>
+        <w:t>A robust pattern is a small inline AST:</w:t>
+      </w:r>
+    </w:p>
+    <w:p>
+      <w:pPr>
+        <w:pStyle w:val="SourceCode"/>
+      </w:pPr>
+      <w:r>
+        <w:rPr>
+          <w:rStyle w:val="VerbatimChar"/>
+        </w:rPr>
+        <w:t>data Inline</w:t>
+      </w:r>
+      <w:r>
+        <w:br/>
+      </w:r>
+      <w:r>
+        <w:rPr>
+          <w:rStyle w:val="VerbatimChar"/>
+        </w:rPr>
+        <w:t xml:space="preserve">  = InlineText Text</w:t>
+      </w:r>
+      <w:r>
+        <w:br/>
+      </w:r>
+      <w:r>
+        <w:rPr>
+          <w:rStyle w:val="VerbatimChar"/>
+        </w:rPr>
+        <w:t xml:space="preserve">  | InlineEmph [Inline]</w:t>
+      </w:r>
+      <w:r>
+        <w:br/>
+      </w:r>
+      <w:r>
+        <w:rPr>
+          <w:rStyle w:val="VerbatimChar"/>
+        </w:rPr>
+        <w:t xml:space="preserve">  | InlineStrong [Inline]</w:t>
+      </w:r>
+      <w:r>
+        <w:br/>
+      </w:r>
+      <w:r>
+        <w:rPr>
+          <w:rStyle w:val="VerbatimChar"/>
+        </w:rPr>
+        <w:t xml:space="preserve">  | InlineLink { href :: Text, body :: [Inline] }</w:t>
+      </w:r>
+      <w:r>
+        <w:br/>
+      </w:r>
+      <w:r>
+        <w:rPr>
+          <w:rStyle w:val="VerbatimChar"/>
+        </w:rPr>
+        <w:t xml:space="preserve">  | InlineUnknown Name [Inline]</w:t>
+      </w:r>
+    </w:p>
+    <w:p>
+      <w:pPr>
+        <w:pStyle w:val="FirstParagraph"/>
+      </w:pPr>
+      <w:r>
+        <w:t>and keep it ordered (</w:t>
+      </w:r>
+      <w:r>
+        <w:rPr>
+          <w:rStyle w:val="VerbatimChar"/>
+        </w:rPr>
+        <w:t>[Inline]</w:t>
+      </w:r>
+      <w:r>
+        <w:t>). This preserves semantics and supports round-trip within your chosen normalisation rules.</w:t>
+      </w:r>
+    </w:p>
+    <w:p>
+      <w:pPr>
+        <w:pStyle w:val="Heading3"/>
+      </w:pPr>
+      <w:bookmarkStart w:id="46" w:name="_Toc221829112"/>
+      <w:bookmarkStart w:id="47" w:name="extensibility-and-versioning"/>
       <w:bookmarkEnd w:id="45"/>
-    </w:p>
-    <w:p>
-      <w:pPr>
-        <w:pStyle w:val="FirstParagraph"/>
-      </w:pPr>
-      <w:r>
-        <w:t>Mixed content is where many “nice” ADT mappings go to die.</w:t>
-      </w:r>
-    </w:p>
-    <w:p>
-      <w:pPr>
-        <w:pStyle w:val="BodyText"/>
-      </w:pPr>
-      <w:r>
-        <w:t>A robust pattern is a small inline AST:</w:t>
-      </w:r>
-    </w:p>
-    <w:p>
-      <w:pPr>
-        <w:pStyle w:val="SourceCode"/>
-      </w:pPr>
-      <w:r>
-        <w:rPr>
-          <w:rStyle w:val="VerbatimChar"/>
-        </w:rPr>
-        <w:t>data Inline</w:t>
-      </w:r>
-      <w:r>
-        <w:br/>
-      </w:r>
-      <w:r>
-        <w:rPr>
-          <w:rStyle w:val="VerbatimChar"/>
-        </w:rPr>
-        <w:t xml:space="preserve">  = InlineText Text</w:t>
-      </w:r>
-      <w:r>
-        <w:br/>
-      </w:r>
-      <w:r>
-        <w:rPr>
-          <w:rStyle w:val="VerbatimChar"/>
-        </w:rPr>
-        <w:t xml:space="preserve">  | InlineEmph [Inline]</w:t>
-      </w:r>
-      <w:r>
-        <w:br/>
-      </w:r>
-      <w:r>
-        <w:rPr>
-          <w:rStyle w:val="VerbatimChar"/>
-        </w:rPr>
-        <w:t xml:space="preserve">  | InlineStrong [Inline]</w:t>
-      </w:r>
-      <w:r>
-        <w:br/>
-      </w:r>
-      <w:r>
-        <w:rPr>
-          <w:rStyle w:val="VerbatimChar"/>
-        </w:rPr>
-        <w:t xml:space="preserve">  | InlineLink { href :: Text, body :: [Inline] }</w:t>
-      </w:r>
-      <w:r>
-        <w:br/>
-      </w:r>
-      <w:r>
-        <w:rPr>
-          <w:rStyle w:val="VerbatimChar"/>
-        </w:rPr>
-        <w:t xml:space="preserve">  | InlineUnknown Name [Inline]</w:t>
-      </w:r>
-    </w:p>
-    <w:p>
-      <w:pPr>
-        <w:pStyle w:val="FirstParagraph"/>
-      </w:pPr>
-      <w:r>
-        <w:t>and keep it ordered (</w:t>
-      </w:r>
-      <w:r>
-        <w:rPr>
-          <w:rStyle w:val="VerbatimChar"/>
-        </w:rPr>
-        <w:t>[Inline]</w:t>
-      </w:r>
-      <w:r>
-        <w:t>). This preserves semantics and supports round-trip within your chosen normalisation rules.</w:t>
-      </w:r>
-    </w:p>
-    <w:p>
-      <w:pPr>
-        <w:pStyle w:val="Heading3"/>
-      </w:pPr>
-      <w:bookmarkStart w:id="46" w:name="extensibility-and-versioning"/>
-      <w:bookmarkStart w:id="47" w:name="_Toc221829112"/>
-      <w:bookmarkEnd w:id="44"/>
       <w:r>
         <w:t>Extensibility and versioning</w:t>
       </w:r>
-      <w:bookmarkEnd w:id="47"/>
+      <w:bookmarkEnd w:id="46"/>
     </w:p>
     <w:p>
       <w:pPr>
@@ -6542,6 +6540,7 @@
         <w:pStyle w:val="FirstParagraph"/>
       </w:pPr>
       <w:r>
+        <w:lastRenderedPageBreak/>
         <w:t>If you want migration exercises to be boring (the good kind of boring), keep the version boundary close to the decoder—don’t leak version-specific shapes through your business logic.</w:t>
       </w:r>
     </w:p>
@@ -6622,14 +6621,14 @@
       <w:pPr>
         <w:pStyle w:val="Heading2"/>
       </w:pPr>
-      <w:bookmarkStart w:id="48" w:name="worked-examples-with-code-and-diagrams"/>
-      <w:bookmarkStart w:id="49" w:name="_Toc221829113"/>
-      <w:bookmarkEnd w:id="30"/>
-      <w:bookmarkEnd w:id="46"/>
+      <w:bookmarkStart w:id="48" w:name="_Toc221829113"/>
+      <w:bookmarkStart w:id="49" w:name="worked-examples-with-code-and-diagrams"/>
+      <w:bookmarkEnd w:id="31"/>
+      <w:bookmarkEnd w:id="47"/>
       <w:r>
         <w:t>Worked examples with code and diagrams</w:t>
       </w:r>
-      <w:bookmarkEnd w:id="49"/>
+      <w:bookmarkEnd w:id="48"/>
     </w:p>
     <w:p>
       <w:pPr>
@@ -6715,7 +6714,6 @@
         <w:rPr>
           <w:rStyle w:val="VerbatimChar"/>
         </w:rPr>
-        <w:lastRenderedPageBreak/>
         <w:t>xmlbf</w:t>
       </w:r>
       <w:r>
@@ -6735,12 +6733,12 @@
       <w:pPr>
         <w:pStyle w:val="Heading3"/>
       </w:pPr>
-      <w:bookmarkStart w:id="50" w:name="X7a91896c937db5db7db36a55bf671f938967875"/>
-      <w:bookmarkStart w:id="51" w:name="_Toc221829114"/>
+      <w:bookmarkStart w:id="50" w:name="_Toc221829114"/>
+      <w:bookmarkStart w:id="51" w:name="X7a91896c937db5db7db36a55bf671f938967875"/>
       <w:r>
         <w:t>Example A: simple element tree with nested optional and repeating elements</w:t>
       </w:r>
-      <w:bookmarkEnd w:id="51"/>
+      <w:bookmarkEnd w:id="50"/>
     </w:p>
     <w:p>
       <w:pPr>
@@ -6933,6 +6931,7 @@
           <w:b/>
           <w:bCs/>
         </w:rPr>
+        <w:lastRenderedPageBreak/>
         <w:t>Domain types (shared by both libraries):</w:t>
       </w:r>
     </w:p>
@@ -7106,7 +7105,6 @@
         <w:rPr>
           <w:rStyle w:val="VerbatimChar"/>
         </w:rPr>
-        <w:lastRenderedPageBreak/>
         <w:t xml:space="preserve">  , bookTitle    :: Text</w:t>
       </w:r>
       <w:r>
@@ -7361,6 +7359,7 @@
         <w:rPr>
           <w:rStyle w:val="VerbatimChar"/>
         </w:rPr>
+        <w:lastRenderedPageBreak/>
         <w:t>import qualified Data.Text as T</w:t>
       </w:r>
       <w:r>
@@ -7553,187 +7552,187 @@
         <w:rPr>
           <w:rStyle w:val="VerbatimChar"/>
         </w:rPr>
+        <w:t>maybeOne _   = Left (MultipleFields "optional field appeared multiple times")</w:t>
+      </w:r>
+      <w:r>
+        <w:br/>
+      </w:r>
+      <w:r>
+        <w:br/>
+      </w:r>
+      <w:r>
+        <w:rPr>
+          <w:rStyle w:val="VerbatimChar"/>
+        </w:rPr>
+        <w:t>readInt :: Text -&gt; Either DecodeError Int</w:t>
+      </w:r>
+      <w:r>
+        <w:br/>
+      </w:r>
+      <w:r>
+        <w:rPr>
+          <w:rStyle w:val="VerbatimChar"/>
+        </w:rPr>
+        <w:t>readInt t =</w:t>
+      </w:r>
+      <w:r>
+        <w:br/>
+      </w:r>
+      <w:r>
+        <w:rPr>
+          <w:rStyle w:val="VerbatimChar"/>
+        </w:rPr>
+        <w:t xml:space="preserve">  case reads (T.unpack (T.strip t)) of</w:t>
+      </w:r>
+      <w:r>
+        <w:br/>
+      </w:r>
+      <w:r>
+        <w:rPr>
+          <w:rStyle w:val="VerbatimChar"/>
+        </w:rPr>
+        <w:t xml:space="preserve">    [(n, "")] -&gt; Right n</w:t>
+      </w:r>
+      <w:r>
+        <w:br/>
+      </w:r>
+      <w:r>
+        <w:rPr>
+          <w:rStyle w:val="VerbatimChar"/>
+        </w:rPr>
+        <w:t xml:space="preserve">    _         -&gt; Left (InvalidInt t)</w:t>
+      </w:r>
+      <w:r>
+        <w:br/>
+      </w:r>
+      <w:r>
+        <w:br/>
+      </w:r>
+      <w:r>
+        <w:rPr>
+          <w:rStyle w:val="VerbatimChar"/>
+        </w:rPr>
+        <w:t>textUnder :: Cursor -&gt; Text</w:t>
+      </w:r>
+      <w:r>
+        <w:br/>
+      </w:r>
+      <w:r>
+        <w:rPr>
+          <w:rStyle w:val="VerbatimChar"/>
+        </w:rPr>
+        <w:t>textUnder c =</w:t>
+      </w:r>
+      <w:r>
+        <w:br/>
+      </w:r>
+      <w:r>
+        <w:rPr>
+          <w:rStyle w:val="VerbatimChar"/>
+        </w:rPr>
+        <w:t xml:space="preserve">  -- Concatenate all text nodes directly under this cursor, then strip.</w:t>
+      </w:r>
+      <w:r>
+        <w:br/>
+      </w:r>
+      <w:r>
+        <w:rPr>
+          <w:rStyle w:val="VerbatimChar"/>
+        </w:rPr>
+        <w:t xml:space="preserve">  T.strip (T.concat (c &amp;/ content))</w:t>
+      </w:r>
+      <w:r>
+        <w:br/>
+      </w:r>
+      <w:r>
+        <w:br/>
+      </w:r>
+      <w:r>
+        <w:rPr>
+          <w:rStyle w:val="VerbatimChar"/>
+        </w:rPr>
+        <w:t>decodeCatalogue :: Document -&gt; Either DecodeError Catalogue</w:t>
+      </w:r>
+      <w:r>
+        <w:br/>
+      </w:r>
+      <w:r>
+        <w:rPr>
+          <w:rStyle w:val="VerbatimChar"/>
+        </w:rPr>
+        <w:t>decodeCatalogue doc = do</w:t>
+      </w:r>
+      <w:r>
+        <w:br/>
+      </w:r>
+      <w:r>
+        <w:rPr>
+          <w:rStyle w:val="VerbatimChar"/>
+        </w:rPr>
+        <w:t xml:space="preserve">  let root :: Cursor</w:t>
+      </w:r>
+      <w:r>
+        <w:br/>
+      </w:r>
+      <w:r>
+        <w:rPr>
+          <w:rStyle w:val="VerbatimChar"/>
+        </w:rPr>
+        <w:t xml:space="preserve">      root = fromDocument doc  -- points at the document root element [44]</w:t>
+      </w:r>
+      <w:r>
+        <w:br/>
+      </w:r>
+      <w:r>
+        <w:br/>
+      </w:r>
+      <w:r>
+        <w:rPr>
+          <w:rStyle w:val="VerbatimChar"/>
+        </w:rPr>
+        <w:t xml:space="preserve">      bookNodes = root $/ element "book"</w:t>
+      </w:r>
+      <w:r>
+        <w:br/>
+      </w:r>
+      <w:r>
+        <w:br/>
+      </w:r>
+      <w:r>
+        <w:rPr>
+          <w:rStyle w:val="VerbatimChar"/>
+        </w:rPr>
+        <w:t xml:space="preserve">  books &lt;- traverse decodeBook bookNodes</w:t>
+      </w:r>
+      <w:r>
+        <w:br/>
+      </w:r>
+      <w:r>
+        <w:rPr>
+          <w:rStyle w:val="VerbatimChar"/>
+        </w:rPr>
+        <w:t xml:space="preserve">  pure (Catalogue books)</w:t>
+      </w:r>
+      <w:r>
+        <w:br/>
+      </w:r>
+      <w:r>
+        <w:br/>
+      </w:r>
+      <w:r>
+        <w:rPr>
+          <w:rStyle w:val="VerbatimChar"/>
+        </w:rPr>
+        <w:t>decodeBook :: Cursor -&gt; Either DecodeError Book</w:t>
+      </w:r>
+      <w:r>
+        <w:br/>
+      </w:r>
+      <w:r>
+        <w:rPr>
+          <w:rStyle w:val="VerbatimChar"/>
+        </w:rPr>
         <w:lastRenderedPageBreak/>
-        <w:t>maybeOne _   = Left (MultipleFields "optional field appeared multiple times")</w:t>
-      </w:r>
-      <w:r>
-        <w:br/>
-      </w:r>
-      <w:r>
-        <w:br/>
-      </w:r>
-      <w:r>
-        <w:rPr>
-          <w:rStyle w:val="VerbatimChar"/>
-        </w:rPr>
-        <w:t>readInt :: Text -&gt; Either DecodeError Int</w:t>
-      </w:r>
-      <w:r>
-        <w:br/>
-      </w:r>
-      <w:r>
-        <w:rPr>
-          <w:rStyle w:val="VerbatimChar"/>
-        </w:rPr>
-        <w:t>readInt t =</w:t>
-      </w:r>
-      <w:r>
-        <w:br/>
-      </w:r>
-      <w:r>
-        <w:rPr>
-          <w:rStyle w:val="VerbatimChar"/>
-        </w:rPr>
-        <w:t xml:space="preserve">  case reads (T.unpack (T.strip t)) of</w:t>
-      </w:r>
-      <w:r>
-        <w:br/>
-      </w:r>
-      <w:r>
-        <w:rPr>
-          <w:rStyle w:val="VerbatimChar"/>
-        </w:rPr>
-        <w:t xml:space="preserve">    [(n, "")] -&gt; Right n</w:t>
-      </w:r>
-      <w:r>
-        <w:br/>
-      </w:r>
-      <w:r>
-        <w:rPr>
-          <w:rStyle w:val="VerbatimChar"/>
-        </w:rPr>
-        <w:t xml:space="preserve">    _         -&gt; Left (InvalidInt t)</w:t>
-      </w:r>
-      <w:r>
-        <w:br/>
-      </w:r>
-      <w:r>
-        <w:br/>
-      </w:r>
-      <w:r>
-        <w:rPr>
-          <w:rStyle w:val="VerbatimChar"/>
-        </w:rPr>
-        <w:t>textUnder :: Cursor -&gt; Text</w:t>
-      </w:r>
-      <w:r>
-        <w:br/>
-      </w:r>
-      <w:r>
-        <w:rPr>
-          <w:rStyle w:val="VerbatimChar"/>
-        </w:rPr>
-        <w:t>textUnder c =</w:t>
-      </w:r>
-      <w:r>
-        <w:br/>
-      </w:r>
-      <w:r>
-        <w:rPr>
-          <w:rStyle w:val="VerbatimChar"/>
-        </w:rPr>
-        <w:t xml:space="preserve">  -- Concatenate all text nodes directly under this cursor, then strip.</w:t>
-      </w:r>
-      <w:r>
-        <w:br/>
-      </w:r>
-      <w:r>
-        <w:rPr>
-          <w:rStyle w:val="VerbatimChar"/>
-        </w:rPr>
-        <w:t xml:space="preserve">  T.strip (T.concat (c &amp;/ content))</w:t>
-      </w:r>
-      <w:r>
-        <w:br/>
-      </w:r>
-      <w:r>
-        <w:br/>
-      </w:r>
-      <w:r>
-        <w:rPr>
-          <w:rStyle w:val="VerbatimChar"/>
-        </w:rPr>
-        <w:t>decodeCatalogue :: Document -&gt; Either DecodeError Catalogue</w:t>
-      </w:r>
-      <w:r>
-        <w:br/>
-      </w:r>
-      <w:r>
-        <w:rPr>
-          <w:rStyle w:val="VerbatimChar"/>
-        </w:rPr>
-        <w:t>decodeCatalogue doc = do</w:t>
-      </w:r>
-      <w:r>
-        <w:br/>
-      </w:r>
-      <w:r>
-        <w:rPr>
-          <w:rStyle w:val="VerbatimChar"/>
-        </w:rPr>
-        <w:t xml:space="preserve">  let root :: Cursor</w:t>
-      </w:r>
-      <w:r>
-        <w:br/>
-      </w:r>
-      <w:r>
-        <w:rPr>
-          <w:rStyle w:val="VerbatimChar"/>
-        </w:rPr>
-        <w:t xml:space="preserve">      root = fromDocument doc  -- points at the document root element [44]</w:t>
-      </w:r>
-      <w:r>
-        <w:br/>
-      </w:r>
-      <w:r>
-        <w:br/>
-      </w:r>
-      <w:r>
-        <w:rPr>
-          <w:rStyle w:val="VerbatimChar"/>
-        </w:rPr>
-        <w:t xml:space="preserve">      bookNodes = root $/ element "book"</w:t>
-      </w:r>
-      <w:r>
-        <w:br/>
-      </w:r>
-      <w:r>
-        <w:br/>
-      </w:r>
-      <w:r>
-        <w:rPr>
-          <w:rStyle w:val="VerbatimChar"/>
-        </w:rPr>
-        <w:t xml:space="preserve">  books &lt;- traverse decodeBook bookNodes</w:t>
-      </w:r>
-      <w:r>
-        <w:br/>
-      </w:r>
-      <w:r>
-        <w:rPr>
-          <w:rStyle w:val="VerbatimChar"/>
-        </w:rPr>
-        <w:t xml:space="preserve">  pure (Catalogue books)</w:t>
-      </w:r>
-      <w:r>
-        <w:br/>
-      </w:r>
-      <w:r>
-        <w:br/>
-      </w:r>
-      <w:r>
-        <w:rPr>
-          <w:rStyle w:val="VerbatimChar"/>
-        </w:rPr>
-        <w:t>decodeBook :: Cursor -&gt; Either DecodeError Book</w:t>
-      </w:r>
-      <w:r>
-        <w:br/>
-      </w:r>
-      <w:r>
-        <w:rPr>
-          <w:rStyle w:val="VerbatimChar"/>
-        </w:rPr>
         <w:t>decodeBook c = do</w:t>
       </w:r>
       <w:r>
@@ -7911,7 +7910,6 @@
         <w:rPr>
           <w:rStyle w:val="VerbatimChar"/>
         </w:rPr>
-        <w:lastRenderedPageBreak/>
         <w:t xml:space="preserve">    { bookIsbn = isbn</w:t>
       </w:r>
       <w:r>
@@ -8141,6 +8139,7 @@
         <w:rPr>
           <w:rStyle w:val="VerbatimChar"/>
         </w:rPr>
+        <w:lastRenderedPageBreak/>
         <w:t>import Data.Text (Text)</w:t>
       </w:r>
       <w:r>
@@ -8333,208 +8332,208 @@
         <w:rPr>
           <w:rStyle w:val="VerbatimChar"/>
         </w:rPr>
+        <w:t xml:space="preserve">    , X.documentRoot =</w:t>
+      </w:r>
+      <w:r>
+        <w:br/>
+      </w:r>
+      <w:r>
+        <w:rPr>
+          <w:rStyle w:val="VerbatimChar"/>
+        </w:rPr>
+        <w:t xml:space="preserve">        mkElem "catalogue" [] (map (X.NodeElement . encodeBookElement) books)</w:t>
+      </w:r>
+      <w:r>
+        <w:br/>
+      </w:r>
+      <w:r>
+        <w:rPr>
+          <w:rStyle w:val="VerbatimChar"/>
+        </w:rPr>
+        <w:t xml:space="preserve">    , X.documentEpilogue = []</w:t>
+      </w:r>
+      <w:r>
+        <w:br/>
+      </w:r>
+      <w:r>
+        <w:rPr>
+          <w:rStyle w:val="VerbatimChar"/>
+        </w:rPr>
+        <w:t xml:space="preserve">    }</w:t>
+      </w:r>
+      <w:r>
+        <w:br/>
+      </w:r>
+      <w:r>
+        <w:br/>
+      </w:r>
+      <w:r>
+        <w:rPr>
+          <w:rStyle w:val="VerbatimChar"/>
+        </w:rPr>
+        <w:t>encodeBookElement :: Book -&gt; X.Element</w:t>
+      </w:r>
+      <w:r>
+        <w:br/>
+      </w:r>
+      <w:r>
+        <w:rPr>
+          <w:rStyle w:val="VerbatimChar"/>
+        </w:rPr>
+        <w:t>encodeBookElement Book{..} =</w:t>
+      </w:r>
+      <w:r>
+        <w:br/>
+      </w:r>
+      <w:r>
+        <w:rPr>
+          <w:rStyle w:val="VerbatimChar"/>
+        </w:rPr>
+        <w:t xml:space="preserve">  mkElem "book"</w:t>
+      </w:r>
+      <w:r>
+        <w:br/>
+      </w:r>
+      <w:r>
+        <w:rPr>
+          <w:rStyle w:val="VerbatimChar"/>
+        </w:rPr>
+        <w:t xml:space="preserve">    [ (name_ "isbn", let (ISBN t) = bookIsbn in t) ]</w:t>
+      </w:r>
+      <w:r>
+        <w:br/>
+      </w:r>
+      <w:r>
+        <w:rPr>
+          <w:rStyle w:val="VerbatimChar"/>
+        </w:rPr>
+        <w:t xml:space="preserve">    [ X.NodeElement (mkElem "title" [] [mkText bookTitle])</w:t>
+      </w:r>
+      <w:r>
+        <w:br/>
+      </w:r>
+      <w:r>
+        <w:rPr>
+          <w:rStyle w:val="VerbatimChar"/>
+        </w:rPr>
+        <w:t xml:space="preserve">    ]</w:t>
+      </w:r>
+      <w:r>
+        <w:br/>
+      </w:r>
+      <w:r>
+        <w:rPr>
+          <w:rStyle w:val="VerbatimChar"/>
+        </w:rPr>
+        <w:t xml:space="preserve">    &lt;&gt; subtitleNodes</w:t>
+      </w:r>
+      <w:r>
+        <w:br/>
+      </w:r>
+      <w:r>
+        <w:rPr>
+          <w:rStyle w:val="VerbatimChar"/>
+        </w:rPr>
+        <w:t xml:space="preserve">    &lt;&gt; [ X.NodeElement (encodeAuthors bookAuthors)</w:t>
+      </w:r>
+      <w:r>
+        <w:br/>
+      </w:r>
+      <w:r>
+        <w:rPr>
+          <w:rStyle w:val="VerbatimChar"/>
+        </w:rPr>
+        <w:t xml:space="preserve">       , X.NodeElement (encodePublished bookYear)</w:t>
+      </w:r>
+      <w:r>
+        <w:br/>
+      </w:r>
+      <w:r>
+        <w:rPr>
+          <w:rStyle w:val="VerbatimChar"/>
+        </w:rPr>
+        <w:t xml:space="preserve">       ]</w:t>
+      </w:r>
+      <w:r>
+        <w:br/>
+      </w:r>
+      <w:r>
+        <w:rPr>
+          <w:rStyle w:val="VerbatimChar"/>
+        </w:rPr>
+        <w:t xml:space="preserve">  where</w:t>
+      </w:r>
+      <w:r>
+        <w:br/>
+      </w:r>
+      <w:r>
+        <w:rPr>
+          <w:rStyle w:val="VerbatimChar"/>
+        </w:rPr>
+        <w:t xml:space="preserve">    subtitleNodes =</w:t>
+      </w:r>
+      <w:r>
+        <w:br/>
+      </w:r>
+      <w:r>
+        <w:rPr>
+          <w:rStyle w:val="VerbatimChar"/>
+        </w:rPr>
+        <w:t xml:space="preserve">      case bookSubtitle of</w:t>
+      </w:r>
+      <w:r>
+        <w:br/>
+      </w:r>
+      <w:r>
+        <w:rPr>
+          <w:rStyle w:val="VerbatimChar"/>
+        </w:rPr>
+        <w:t xml:space="preserve">        Nothing -&gt; []</w:t>
+      </w:r>
+      <w:r>
+        <w:br/>
+      </w:r>
+      <w:r>
+        <w:rPr>
+          <w:rStyle w:val="VerbatimChar"/>
+        </w:rPr>
+        <w:t xml:space="preserve">        Just s  -&gt; [X.NodeElement (mkElem "subtitle" [] [mkText s])]</w:t>
+      </w:r>
+      <w:r>
+        <w:br/>
+      </w:r>
+      <w:r>
+        <w:br/>
+      </w:r>
+      <w:r>
+        <w:rPr>
+          <w:rStyle w:val="VerbatimChar"/>
+        </w:rPr>
+        <w:t>encodeAuthors :: NonEmpty Author -&gt; X.Element</w:t>
+      </w:r>
+      <w:r>
+        <w:br/>
+      </w:r>
+      <w:r>
+        <w:rPr>
+          <w:rStyle w:val="VerbatimChar"/>
+        </w:rPr>
+        <w:t>encodeAuthors authors =</w:t>
+      </w:r>
+      <w:r>
+        <w:br/>
+      </w:r>
+      <w:r>
+        <w:rPr>
+          <w:rStyle w:val="VerbatimChar"/>
+        </w:rPr>
+        <w:t xml:space="preserve">  mkElem "authors" [] (map (X.NodeElement . encodeAuthor) (NE.toList authors))</w:t>
+      </w:r>
+      <w:r>
+        <w:br/>
+      </w:r>
+      <w:r>
         <w:lastRenderedPageBreak/>
-        <w:t xml:space="preserve">    , X.documentRoot =</w:t>
-      </w:r>
-      <w:r>
-        <w:br/>
-      </w:r>
-      <w:r>
-        <w:rPr>
-          <w:rStyle w:val="VerbatimChar"/>
-        </w:rPr>
-        <w:t xml:space="preserve">        mkElem "catalogue" [] (map (X.NodeElement . encodeBookElement) books)</w:t>
-      </w:r>
-      <w:r>
-        <w:br/>
-      </w:r>
-      <w:r>
-        <w:rPr>
-          <w:rStyle w:val="VerbatimChar"/>
-        </w:rPr>
-        <w:t xml:space="preserve">    , X.documentEpilogue = []</w:t>
-      </w:r>
-      <w:r>
-        <w:br/>
-      </w:r>
-      <w:r>
-        <w:rPr>
-          <w:rStyle w:val="VerbatimChar"/>
-        </w:rPr>
-        <w:t xml:space="preserve">    }</w:t>
-      </w:r>
-      <w:r>
-        <w:br/>
-      </w:r>
-      <w:r>
-        <w:br/>
-      </w:r>
-      <w:r>
-        <w:rPr>
-          <w:rStyle w:val="VerbatimChar"/>
-        </w:rPr>
-        <w:t>encodeBookElement :: Book -&gt; X.Element</w:t>
-      </w:r>
-      <w:r>
-        <w:br/>
-      </w:r>
-      <w:r>
-        <w:rPr>
-          <w:rStyle w:val="VerbatimChar"/>
-        </w:rPr>
-        <w:t>encodeBookElement Book{..} =</w:t>
-      </w:r>
-      <w:r>
-        <w:br/>
-      </w:r>
-      <w:r>
-        <w:rPr>
-          <w:rStyle w:val="VerbatimChar"/>
-        </w:rPr>
-        <w:t xml:space="preserve">  mkElem "book"</w:t>
-      </w:r>
-      <w:r>
-        <w:br/>
-      </w:r>
-      <w:r>
-        <w:rPr>
-          <w:rStyle w:val="VerbatimChar"/>
-        </w:rPr>
-        <w:t xml:space="preserve">    [ (name_ "isbn", let (ISBN t) = bookIsbn in t) ]</w:t>
-      </w:r>
-      <w:r>
-        <w:br/>
-      </w:r>
-      <w:r>
-        <w:rPr>
-          <w:rStyle w:val="VerbatimChar"/>
-        </w:rPr>
-        <w:t xml:space="preserve">    [ X.NodeElement (mkElem "title" [] [mkText bookTitle])</w:t>
-      </w:r>
-      <w:r>
-        <w:br/>
-      </w:r>
-      <w:r>
-        <w:rPr>
-          <w:rStyle w:val="VerbatimChar"/>
-        </w:rPr>
-        <w:t xml:space="preserve">    ]</w:t>
-      </w:r>
-      <w:r>
-        <w:br/>
-      </w:r>
-      <w:r>
-        <w:rPr>
-          <w:rStyle w:val="VerbatimChar"/>
-        </w:rPr>
-        <w:t xml:space="preserve">    &lt;&gt; subtitleNodes</w:t>
-      </w:r>
-      <w:r>
-        <w:br/>
-      </w:r>
-      <w:r>
-        <w:rPr>
-          <w:rStyle w:val="VerbatimChar"/>
-        </w:rPr>
-        <w:t xml:space="preserve">    &lt;&gt; [ X.NodeElement (encodeAuthors bookAuthors)</w:t>
-      </w:r>
-      <w:r>
-        <w:br/>
-      </w:r>
-      <w:r>
-        <w:rPr>
-          <w:rStyle w:val="VerbatimChar"/>
-        </w:rPr>
-        <w:t xml:space="preserve">       , X.NodeElement (encodePublished bookYear)</w:t>
-      </w:r>
-      <w:r>
-        <w:br/>
-      </w:r>
-      <w:r>
-        <w:rPr>
-          <w:rStyle w:val="VerbatimChar"/>
-        </w:rPr>
-        <w:t xml:space="preserve">       ]</w:t>
-      </w:r>
-      <w:r>
-        <w:br/>
-      </w:r>
-      <w:r>
-        <w:rPr>
-          <w:rStyle w:val="VerbatimChar"/>
-        </w:rPr>
-        <w:t xml:space="preserve">  where</w:t>
-      </w:r>
-      <w:r>
-        <w:br/>
-      </w:r>
-      <w:r>
-        <w:rPr>
-          <w:rStyle w:val="VerbatimChar"/>
-        </w:rPr>
-        <w:t xml:space="preserve">    subtitleNodes =</w:t>
-      </w:r>
-      <w:r>
-        <w:br/>
-      </w:r>
-      <w:r>
-        <w:rPr>
-          <w:rStyle w:val="VerbatimChar"/>
-        </w:rPr>
-        <w:t xml:space="preserve">      case bookSubtitle of</w:t>
-      </w:r>
-      <w:r>
-        <w:br/>
-      </w:r>
-      <w:r>
-        <w:rPr>
-          <w:rStyle w:val="VerbatimChar"/>
-        </w:rPr>
-        <w:t xml:space="preserve">        Nothing -&gt; []</w:t>
-      </w:r>
-      <w:r>
-        <w:br/>
-      </w:r>
-      <w:r>
-        <w:rPr>
-          <w:rStyle w:val="VerbatimChar"/>
-        </w:rPr>
-        <w:t xml:space="preserve">        Just s  -&gt; [X.NodeElement (mkElem "subtitle" [] [mkText s])]</w:t>
-      </w:r>
-      <w:r>
-        <w:br/>
-      </w:r>
-      <w:r>
-        <w:br/>
-      </w:r>
-      <w:r>
-        <w:rPr>
-          <w:rStyle w:val="VerbatimChar"/>
-        </w:rPr>
-        <w:t>encodeAuthors :: NonEmpty Author -&gt; X.Element</w:t>
-      </w:r>
-      <w:r>
-        <w:br/>
-      </w:r>
-      <w:r>
-        <w:rPr>
-          <w:rStyle w:val="VerbatimChar"/>
-        </w:rPr>
-        <w:t>encodeAuthors authors =</w:t>
-      </w:r>
-      <w:r>
-        <w:br/>
-      </w:r>
-      <w:r>
-        <w:rPr>
-          <w:rStyle w:val="VerbatimChar"/>
-        </w:rPr>
-        <w:t xml:space="preserve">  mkElem "authors" [] (map (X.NodeElement . encodeAuthor) (NE.toList authors))</w:t>
-      </w:r>
-      <w:r>
-        <w:br/>
-      </w:r>
-      <w:r>
         <w:br/>
       </w:r>
       <w:r>
@@ -8805,196 +8804,196 @@
         <w:rPr>
           <w:rStyle w:val="VerbatimChar"/>
         </w:rPr>
+        <w:t>module Catalogue.Xmlbf (decodeCatalogueXmlbf, encodeCatalogueXmlbf) where</w:t>
+      </w:r>
+      <w:r>
+        <w:br/>
+      </w:r>
+      <w:r>
+        <w:br/>
+      </w:r>
+      <w:r>
+        <w:rPr>
+          <w:rStyle w:val="VerbatimChar"/>
+        </w:rPr>
+        <w:t>import Catalogue</w:t>
+      </w:r>
+      <w:r>
+        <w:br/>
+      </w:r>
+      <w:r>
+        <w:br/>
+      </w:r>
+      <w:r>
+        <w:rPr>
+          <w:rStyle w:val="VerbatimChar"/>
+        </w:rPr>
+        <w:t>import Data.Text (Text)</w:t>
+      </w:r>
+      <w:r>
+        <w:br/>
+      </w:r>
+      <w:r>
+        <w:rPr>
+          <w:rStyle w:val="VerbatimChar"/>
+        </w:rPr>
+        <w:t>import qualified Data.Text as T</w:t>
+      </w:r>
+      <w:r>
+        <w:br/>
+      </w:r>
+      <w:r>
+        <w:rPr>
+          <w:rStyle w:val="VerbatimChar"/>
+        </w:rPr>
+        <w:t>import Data.List.NonEmpty (NonEmpty(..))</w:t>
+      </w:r>
+      <w:r>
+        <w:br/>
+      </w:r>
+      <w:r>
+        <w:rPr>
+          <w:rStyle w:val="VerbatimChar"/>
+        </w:rPr>
+        <w:t>import Control.Applicative (optional, many, some)</w:t>
+      </w:r>
+      <w:r>
+        <w:br/>
+      </w:r>
+      <w:r>
+        <w:br/>
+      </w:r>
+      <w:r>
+        <w:rPr>
+          <w:rStyle w:val="VerbatimChar"/>
+        </w:rPr>
+        <w:t>import qualified Data.HashMap.Strict as HM</w:t>
+      </w:r>
+      <w:r>
+        <w:br/>
+      </w:r>
+      <w:r>
+        <w:rPr>
+          <w:rStyle w:val="VerbatimChar"/>
+        </w:rPr>
+        <w:t>import qualified Data.ByteString as BS</w:t>
+      </w:r>
+      <w:r>
+        <w:br/>
+      </w:r>
+      <w:r>
+        <w:rPr>
+          <w:rStyle w:val="VerbatimChar"/>
+        </w:rPr>
+        <w:t>import qualified Data.ByteString.Lazy as LBS</w:t>
+      </w:r>
+      <w:r>
+        <w:br/>
+      </w:r>
+      <w:r>
+        <w:rPr>
+          <w:rStyle w:val="VerbatimChar"/>
+        </w:rPr>
+        <w:t>import Data.ByteString.Builder (toLazyByteString)</w:t>
+      </w:r>
+      <w:r>
+        <w:br/>
+      </w:r>
+      <w:r>
+        <w:br/>
+      </w:r>
+      <w:r>
+        <w:rPr>
+          <w:rStyle w:val="VerbatimChar"/>
+        </w:rPr>
+        <w:t>import qualified Xmlbf</w:t>
+      </w:r>
+      <w:r>
+        <w:br/>
+      </w:r>
+      <w:r>
+        <w:rPr>
+          <w:rStyle w:val="VerbatimChar"/>
+        </w:rPr>
+        <w:t>import qualified Xmlbf.Xeno</w:t>
+      </w:r>
+      <w:r>
+        <w:br/>
+      </w:r>
+      <w:r>
+        <w:br/>
+      </w:r>
+      <w:r>
+        <w:rPr>
+          <w:rStyle w:val="VerbatimChar"/>
+        </w:rPr>
+        <w:t>-- Basic helpers</w:t>
+      </w:r>
+      <w:r>
+        <w:br/>
+      </w:r>
+      <w:r>
+        <w:rPr>
+          <w:rStyle w:val="VerbatimChar"/>
+        </w:rPr>
+        <w:t>readInt :: Text -&gt; Either String Int</w:t>
+      </w:r>
+      <w:r>
+        <w:br/>
+      </w:r>
+      <w:r>
+        <w:rPr>
+          <w:rStyle w:val="VerbatimChar"/>
+        </w:rPr>
+        <w:t>readInt t =</w:t>
+      </w:r>
+      <w:r>
+        <w:br/>
+      </w:r>
+      <w:r>
+        <w:rPr>
+          <w:rStyle w:val="VerbatimChar"/>
+        </w:rPr>
+        <w:t xml:space="preserve">  case reads (T.unpack (T.strip t)) of</w:t>
+      </w:r>
+      <w:r>
+        <w:br/>
+      </w:r>
+      <w:r>
+        <w:rPr>
+          <w:rStyle w:val="VerbatimChar"/>
+        </w:rPr>
+        <w:t xml:space="preserve">    [(n, "")] -&gt; Right n</w:t>
+      </w:r>
+      <w:r>
+        <w:br/>
+      </w:r>
+      <w:r>
+        <w:rPr>
+          <w:rStyle w:val="VerbatimChar"/>
+        </w:rPr>
+        <w:t xml:space="preserve">    _         -&gt; Left ("Expected Int, got: " &lt;&gt; T.unpack t)</w:t>
+      </w:r>
+      <w:r>
+        <w:br/>
+      </w:r>
+      <w:r>
+        <w:br/>
+      </w:r>
+      <w:r>
+        <w:rPr>
+          <w:rStyle w:val="VerbatimChar"/>
+        </w:rPr>
+        <w:t>instance Xmlbf.FromXml Author where</w:t>
+      </w:r>
+      <w:r>
+        <w:br/>
+      </w:r>
+      <w:r>
+        <w:rPr>
+          <w:rStyle w:val="VerbatimChar"/>
+        </w:rPr>
         <w:lastRenderedPageBreak/>
-        <w:t>module Catalogue.Xmlbf (decodeCatalogueXmlbf, encodeCatalogueXmlbf) where</w:t>
-      </w:r>
-      <w:r>
-        <w:br/>
-      </w:r>
-      <w:r>
-        <w:br/>
-      </w:r>
-      <w:r>
-        <w:rPr>
-          <w:rStyle w:val="VerbatimChar"/>
-        </w:rPr>
-        <w:t>import Catalogue</w:t>
-      </w:r>
-      <w:r>
-        <w:br/>
-      </w:r>
-      <w:r>
-        <w:br/>
-      </w:r>
-      <w:r>
-        <w:rPr>
-          <w:rStyle w:val="VerbatimChar"/>
-        </w:rPr>
-        <w:t>import Data.Text (Text)</w:t>
-      </w:r>
-      <w:r>
-        <w:br/>
-      </w:r>
-      <w:r>
-        <w:rPr>
-          <w:rStyle w:val="VerbatimChar"/>
-        </w:rPr>
-        <w:t>import qualified Data.Text as T</w:t>
-      </w:r>
-      <w:r>
-        <w:br/>
-      </w:r>
-      <w:r>
-        <w:rPr>
-          <w:rStyle w:val="VerbatimChar"/>
-        </w:rPr>
-        <w:t>import Data.List.NonEmpty (NonEmpty(..))</w:t>
-      </w:r>
-      <w:r>
-        <w:br/>
-      </w:r>
-      <w:r>
-        <w:rPr>
-          <w:rStyle w:val="VerbatimChar"/>
-        </w:rPr>
-        <w:t>import Control.Applicative (optional, many, some)</w:t>
-      </w:r>
-      <w:r>
-        <w:br/>
-      </w:r>
-      <w:r>
-        <w:br/>
-      </w:r>
-      <w:r>
-        <w:rPr>
-          <w:rStyle w:val="VerbatimChar"/>
-        </w:rPr>
-        <w:t>import qualified Data.HashMap.Strict as HM</w:t>
-      </w:r>
-      <w:r>
-        <w:br/>
-      </w:r>
-      <w:r>
-        <w:rPr>
-          <w:rStyle w:val="VerbatimChar"/>
-        </w:rPr>
-        <w:t>import qualified Data.ByteString as BS</w:t>
-      </w:r>
-      <w:r>
-        <w:br/>
-      </w:r>
-      <w:r>
-        <w:rPr>
-          <w:rStyle w:val="VerbatimChar"/>
-        </w:rPr>
-        <w:t>import qualified Data.ByteString.Lazy as LBS</w:t>
-      </w:r>
-      <w:r>
-        <w:br/>
-      </w:r>
-      <w:r>
-        <w:rPr>
-          <w:rStyle w:val="VerbatimChar"/>
-        </w:rPr>
-        <w:t>import Data.ByteString.Builder (toLazyByteString)</w:t>
-      </w:r>
-      <w:r>
-        <w:br/>
-      </w:r>
-      <w:r>
-        <w:br/>
-      </w:r>
-      <w:r>
-        <w:rPr>
-          <w:rStyle w:val="VerbatimChar"/>
-        </w:rPr>
-        <w:t>import qualified Xmlbf</w:t>
-      </w:r>
-      <w:r>
-        <w:br/>
-      </w:r>
-      <w:r>
-        <w:rPr>
-          <w:rStyle w:val="VerbatimChar"/>
-        </w:rPr>
-        <w:t>import qualified Xmlbf.Xeno</w:t>
-      </w:r>
-      <w:r>
-        <w:br/>
-      </w:r>
-      <w:r>
-        <w:br/>
-      </w:r>
-      <w:r>
-        <w:rPr>
-          <w:rStyle w:val="VerbatimChar"/>
-        </w:rPr>
-        <w:t>-- Basic helpers</w:t>
-      </w:r>
-      <w:r>
-        <w:br/>
-      </w:r>
-      <w:r>
-        <w:rPr>
-          <w:rStyle w:val="VerbatimChar"/>
-        </w:rPr>
-        <w:t>readInt :: Text -&gt; Either String Int</w:t>
-      </w:r>
-      <w:r>
-        <w:br/>
-      </w:r>
-      <w:r>
-        <w:rPr>
-          <w:rStyle w:val="VerbatimChar"/>
-        </w:rPr>
-        <w:t>readInt t =</w:t>
-      </w:r>
-      <w:r>
-        <w:br/>
-      </w:r>
-      <w:r>
-        <w:rPr>
-          <w:rStyle w:val="VerbatimChar"/>
-        </w:rPr>
-        <w:t xml:space="preserve">  case reads (T.unpack (T.strip t)) of</w:t>
-      </w:r>
-      <w:r>
-        <w:br/>
-      </w:r>
-      <w:r>
-        <w:rPr>
-          <w:rStyle w:val="VerbatimChar"/>
-        </w:rPr>
-        <w:t xml:space="preserve">    [(n, "")] -&gt; Right n</w:t>
-      </w:r>
-      <w:r>
-        <w:br/>
-      </w:r>
-      <w:r>
-        <w:rPr>
-          <w:rStyle w:val="VerbatimChar"/>
-        </w:rPr>
-        <w:t xml:space="preserve">    _         -&gt; Left ("Expected Int, got: " &lt;&gt; T.unpack t)</w:t>
-      </w:r>
-      <w:r>
-        <w:br/>
-      </w:r>
-      <w:r>
-        <w:br/>
-      </w:r>
-      <w:r>
-        <w:rPr>
-          <w:rStyle w:val="VerbatimChar"/>
-        </w:rPr>
-        <w:t>instance Xmlbf.FromXml Author where</w:t>
-      </w:r>
-      <w:r>
-        <w:br/>
-      </w:r>
-      <w:r>
-        <w:rPr>
-          <w:rStyle w:val="VerbatimChar"/>
-        </w:rPr>
         <w:t xml:space="preserve">  fromXml = do</w:t>
       </w:r>
       <w:r>
@@ -9166,223 +9165,223 @@
         <w:rPr>
           <w:rStyle w:val="VerbatimChar"/>
         </w:rPr>
+        <w:t xml:space="preserve">    -- Optionally enforce full consumption of remaining content:</w:t>
+      </w:r>
+      <w:r>
+        <w:br/>
+      </w:r>
+      <w:r>
+        <w:rPr>
+          <w:rStyle w:val="VerbatimChar"/>
+        </w:rPr>
+        <w:t xml:space="preserve">    -- Xmlbf.pEndOfInput</w:t>
+      </w:r>
+      <w:r>
+        <w:br/>
+      </w:r>
+      <w:r>
+        <w:rPr>
+          <w:rStyle w:val="VerbatimChar"/>
+        </w:rPr>
+        <w:t xml:space="preserve">    pure Book</w:t>
+      </w:r>
+      <w:r>
+        <w:br/>
+      </w:r>
+      <w:r>
+        <w:rPr>
+          <w:rStyle w:val="VerbatimChar"/>
+        </w:rPr>
+        <w:t xml:space="preserve">      { bookIsbn = isbn</w:t>
+      </w:r>
+      <w:r>
+        <w:br/>
+      </w:r>
+      <w:r>
+        <w:rPr>
+          <w:rStyle w:val="VerbatimChar"/>
+        </w:rPr>
+        <w:t xml:space="preserve">      , bookTitle = title</w:t>
+      </w:r>
+      <w:r>
+        <w:br/>
+      </w:r>
+      <w:r>
+        <w:rPr>
+          <w:rStyle w:val="VerbatimChar"/>
+        </w:rPr>
+        <w:t xml:space="preserve">      , bookSubtitle = subtitle</w:t>
+      </w:r>
+      <w:r>
+        <w:br/>
+      </w:r>
+      <w:r>
+        <w:rPr>
+          <w:rStyle w:val="VerbatimChar"/>
+        </w:rPr>
+        <w:t xml:space="preserve">      , bookAuthors = authors</w:t>
+      </w:r>
+      <w:r>
+        <w:br/>
+      </w:r>
+      <w:r>
+        <w:rPr>
+          <w:rStyle w:val="VerbatimChar"/>
+        </w:rPr>
+        <w:t xml:space="preserve">      , bookYear = year</w:t>
+      </w:r>
+      <w:r>
+        <w:br/>
+      </w:r>
+      <w:r>
+        <w:rPr>
+          <w:rStyle w:val="VerbatimChar"/>
+        </w:rPr>
+        <w:t xml:space="preserve">      }</w:t>
+      </w:r>
+      <w:r>
+        <w:br/>
+      </w:r>
+      <w:r>
+        <w:br/>
+      </w:r>
+      <w:r>
+        <w:rPr>
+          <w:rStyle w:val="VerbatimChar"/>
+        </w:rPr>
+        <w:t>instance Xmlbf.FromXml Catalogue where</w:t>
+      </w:r>
+      <w:r>
+        <w:br/>
+      </w:r>
+      <w:r>
+        <w:rPr>
+          <w:rStyle w:val="VerbatimChar"/>
+        </w:rPr>
+        <w:t xml:space="preserve">  fromXml =</w:t>
+      </w:r>
+      <w:r>
+        <w:br/>
+      </w:r>
+      <w:r>
+        <w:rPr>
+          <w:rStyle w:val="VerbatimChar"/>
+        </w:rPr>
+        <w:t xml:space="preserve">    Xmlbf.pElement "catalogue" $ do</w:t>
+      </w:r>
+      <w:r>
+        <w:br/>
+      </w:r>
+      <w:r>
+        <w:rPr>
+          <w:rStyle w:val="VerbatimChar"/>
+        </w:rPr>
+        <w:t xml:space="preserve">      bs &lt;- many (Xmlbf.pElement "book" Xmlbf.fromXml)</w:t>
+      </w:r>
+      <w:r>
+        <w:br/>
+      </w:r>
+      <w:r>
+        <w:rPr>
+          <w:rStyle w:val="VerbatimChar"/>
+        </w:rPr>
+        <w:t xml:space="preserve">      pure (Catalogue bs)</w:t>
+      </w:r>
+      <w:r>
+        <w:br/>
+      </w:r>
+      <w:r>
+        <w:br/>
+      </w:r>
+      <w:r>
+        <w:rPr>
+          <w:rStyle w:val="VerbatimChar"/>
+        </w:rPr>
+        <w:t>decodeCatalogueXmlbf :: BS.ByteString -&gt; Either String Catalogue</w:t>
+      </w:r>
+      <w:r>
+        <w:br/>
+      </w:r>
+      <w:r>
+        <w:rPr>
+          <w:rStyle w:val="VerbatimChar"/>
+        </w:rPr>
+        <w:t>decodeCatalogueXmlbf raw = do</w:t>
+      </w:r>
+      <w:r>
+        <w:br/>
+      </w:r>
+      <w:r>
+        <w:rPr>
+          <w:rStyle w:val="VerbatimChar"/>
+        </w:rPr>
+        <w:t xml:space="preserve">  nodes &lt;- Xmlbf.Xeno.fromRawXml raw</w:t>
+      </w:r>
+      <w:r>
+        <w:br/>
+      </w:r>
+      <w:r>
+        <w:rPr>
+          <w:rStyle w:val="VerbatimChar"/>
+        </w:rPr>
+        <w:t xml:space="preserve">  Xmlbf.parse Xmlbf.fromXml nodes</w:t>
+      </w:r>
+      <w:r>
+        <w:br/>
+      </w:r>
+      <w:r>
+        <w:br/>
+      </w:r>
+      <w:r>
+        <w:rPr>
+          <w:rStyle w:val="VerbatimChar"/>
+        </w:rPr>
+        <w:t>-- Serialisation</w:t>
+      </w:r>
+      <w:r>
+        <w:br/>
+      </w:r>
+      <w:r>
+        <w:rPr>
+          <w:rStyle w:val="VerbatimChar"/>
+        </w:rPr>
+        <w:t>instance Xmlbf.ToXml Author where</w:t>
+      </w:r>
+      <w:r>
+        <w:br/>
+      </w:r>
+      <w:r>
+        <w:rPr>
+          <w:rStyle w:val="VerbatimChar"/>
+        </w:rPr>
+        <w:t xml:space="preserve">  toXml Author{..} =</w:t>
+      </w:r>
+      <w:r>
+        <w:br/>
+      </w:r>
+      <w:r>
+        <w:rPr>
+          <w:rStyle w:val="VerbatimChar"/>
+        </w:rPr>
+        <w:t xml:space="preserve">    Xmlbf.element "author"</w:t>
+      </w:r>
+      <w:r>
+        <w:br/>
+      </w:r>
+      <w:r>
+        <w:rPr>
+          <w:rStyle w:val="VerbatimChar"/>
+        </w:rPr>
+        <w:t xml:space="preserve">      (HM.fromList [("id", let (AuthorId t) = authorId in t)])</w:t>
+      </w:r>
+      <w:r>
+        <w:br/>
+      </w:r>
+      <w:r>
+        <w:rPr>
+          <w:rStyle w:val="VerbatimChar"/>
+        </w:rPr>
         <w:lastRenderedPageBreak/>
-        <w:t xml:space="preserve">    -- Optionally enforce full consumption of remaining content:</w:t>
-      </w:r>
-      <w:r>
-        <w:br/>
-      </w:r>
-      <w:r>
-        <w:rPr>
-          <w:rStyle w:val="VerbatimChar"/>
-        </w:rPr>
-        <w:t xml:space="preserve">    -- Xmlbf.pEndOfInput</w:t>
-      </w:r>
-      <w:r>
-        <w:br/>
-      </w:r>
-      <w:r>
-        <w:rPr>
-          <w:rStyle w:val="VerbatimChar"/>
-        </w:rPr>
-        <w:t xml:space="preserve">    pure Book</w:t>
-      </w:r>
-      <w:r>
-        <w:br/>
-      </w:r>
-      <w:r>
-        <w:rPr>
-          <w:rStyle w:val="VerbatimChar"/>
-        </w:rPr>
-        <w:t xml:space="preserve">      { bookIsbn = isbn</w:t>
-      </w:r>
-      <w:r>
-        <w:br/>
-      </w:r>
-      <w:r>
-        <w:rPr>
-          <w:rStyle w:val="VerbatimChar"/>
-        </w:rPr>
-        <w:t xml:space="preserve">      , bookTitle = title</w:t>
-      </w:r>
-      <w:r>
-        <w:br/>
-      </w:r>
-      <w:r>
-        <w:rPr>
-          <w:rStyle w:val="VerbatimChar"/>
-        </w:rPr>
-        <w:t xml:space="preserve">      , bookSubtitle = subtitle</w:t>
-      </w:r>
-      <w:r>
-        <w:br/>
-      </w:r>
-      <w:r>
-        <w:rPr>
-          <w:rStyle w:val="VerbatimChar"/>
-        </w:rPr>
-        <w:t xml:space="preserve">      , bookAuthors = authors</w:t>
-      </w:r>
-      <w:r>
-        <w:br/>
-      </w:r>
-      <w:r>
-        <w:rPr>
-          <w:rStyle w:val="VerbatimChar"/>
-        </w:rPr>
-        <w:t xml:space="preserve">      , bookYear = year</w:t>
-      </w:r>
-      <w:r>
-        <w:br/>
-      </w:r>
-      <w:r>
-        <w:rPr>
-          <w:rStyle w:val="VerbatimChar"/>
-        </w:rPr>
-        <w:t xml:space="preserve">      }</w:t>
-      </w:r>
-      <w:r>
-        <w:br/>
-      </w:r>
-      <w:r>
-        <w:br/>
-      </w:r>
-      <w:r>
-        <w:rPr>
-          <w:rStyle w:val="VerbatimChar"/>
-        </w:rPr>
-        <w:t>instance Xmlbf.FromXml Catalogue where</w:t>
-      </w:r>
-      <w:r>
-        <w:br/>
-      </w:r>
-      <w:r>
-        <w:rPr>
-          <w:rStyle w:val="VerbatimChar"/>
-        </w:rPr>
-        <w:t xml:space="preserve">  fromXml =</w:t>
-      </w:r>
-      <w:r>
-        <w:br/>
-      </w:r>
-      <w:r>
-        <w:rPr>
-          <w:rStyle w:val="VerbatimChar"/>
-        </w:rPr>
-        <w:t xml:space="preserve">    Xmlbf.pElement "catalogue" $ do</w:t>
-      </w:r>
-      <w:r>
-        <w:br/>
-      </w:r>
-      <w:r>
-        <w:rPr>
-          <w:rStyle w:val="VerbatimChar"/>
-        </w:rPr>
-        <w:t xml:space="preserve">      bs &lt;- many (Xmlbf.pElement "book" Xmlbf.fromXml)</w:t>
-      </w:r>
-      <w:r>
-        <w:br/>
-      </w:r>
-      <w:r>
-        <w:rPr>
-          <w:rStyle w:val="VerbatimChar"/>
-        </w:rPr>
-        <w:t xml:space="preserve">      pure (Catalogue bs)</w:t>
-      </w:r>
-      <w:r>
-        <w:br/>
-      </w:r>
-      <w:r>
-        <w:br/>
-      </w:r>
-      <w:r>
-        <w:rPr>
-          <w:rStyle w:val="VerbatimChar"/>
-        </w:rPr>
-        <w:t>decodeCatalogueXmlbf :: BS.ByteString -&gt; Either String Catalogue</w:t>
-      </w:r>
-      <w:r>
-        <w:br/>
-      </w:r>
-      <w:r>
-        <w:rPr>
-          <w:rStyle w:val="VerbatimChar"/>
-        </w:rPr>
-        <w:t>decodeCatalogueXmlbf raw = do</w:t>
-      </w:r>
-      <w:r>
-        <w:br/>
-      </w:r>
-      <w:r>
-        <w:rPr>
-          <w:rStyle w:val="VerbatimChar"/>
-        </w:rPr>
-        <w:t xml:space="preserve">  nodes &lt;- Xmlbf.Xeno.fromRawXml raw</w:t>
-      </w:r>
-      <w:r>
-        <w:br/>
-      </w:r>
-      <w:r>
-        <w:rPr>
-          <w:rStyle w:val="VerbatimChar"/>
-        </w:rPr>
-        <w:t xml:space="preserve">  Xmlbf.parse Xmlbf.fromXml nodes</w:t>
-      </w:r>
-      <w:r>
-        <w:br/>
-      </w:r>
-      <w:r>
-        <w:br/>
-      </w:r>
-      <w:r>
-        <w:rPr>
-          <w:rStyle w:val="VerbatimChar"/>
-        </w:rPr>
-        <w:t>-- Serialisation</w:t>
-      </w:r>
-      <w:r>
-        <w:br/>
-      </w:r>
-      <w:r>
-        <w:rPr>
-          <w:rStyle w:val="VerbatimChar"/>
-        </w:rPr>
-        <w:t>instance Xmlbf.ToXml Author where</w:t>
-      </w:r>
-      <w:r>
-        <w:br/>
-      </w:r>
-      <w:r>
-        <w:rPr>
-          <w:rStyle w:val="VerbatimChar"/>
-        </w:rPr>
-        <w:t xml:space="preserve">  toXml Author{..} =</w:t>
-      </w:r>
-      <w:r>
-        <w:br/>
-      </w:r>
-      <w:r>
-        <w:rPr>
-          <w:rStyle w:val="VerbatimChar"/>
-        </w:rPr>
-        <w:t xml:space="preserve">    Xmlbf.element "author"</w:t>
-      </w:r>
-      <w:r>
-        <w:br/>
-      </w:r>
-      <w:r>
-        <w:rPr>
-          <w:rStyle w:val="VerbatimChar"/>
-        </w:rPr>
-        <w:t xml:space="preserve">      (HM.fromList [("id", let (AuthorId t) = authorId in t)])</w:t>
-      </w:r>
-      <w:r>
-        <w:br/>
-      </w:r>
-      <w:r>
-        <w:rPr>
-          <w:rStyle w:val="VerbatimChar"/>
-        </w:rPr>
         <w:t xml:space="preserve">      (Xmlbf.text authorName)</w:t>
       </w:r>
       <w:r>
@@ -9526,7 +9525,6 @@
         <w:pStyle w:val="FirstParagraph"/>
       </w:pPr>
       <w:r>
-        <w:lastRenderedPageBreak/>
         <w:t xml:space="preserve">Note: </w:t>
       </w:r>
       <w:r>
@@ -9585,14 +9583,14 @@
       <w:pPr>
         <w:pStyle w:val="Heading3"/>
       </w:pPr>
-      <w:bookmarkStart w:id="55" w:name="Xd4fd0c4d31c6fb96a816fef9c0c8a934480bcc6"/>
-      <w:bookmarkStart w:id="56" w:name="_Toc221829115"/>
-      <w:bookmarkEnd w:id="50"/>
+      <w:bookmarkStart w:id="55" w:name="_Toc221829115"/>
+      <w:bookmarkStart w:id="56" w:name="Xd4fd0c4d31c6fb96a816fef9c0c8a934480bcc6"/>
+      <w:bookmarkEnd w:id="51"/>
       <w:bookmarkEnd w:id="54"/>
       <w:r>
         <w:t>Example B: attributes-heavy repeating elements and streaming for large files</w:t>
       </w:r>
-      <w:bookmarkEnd w:id="56"/>
+      <w:bookmarkEnd w:id="55"/>
     </w:p>
     <w:p>
       <w:pPr>
@@ -9733,6 +9731,7 @@
         <w:rPr>
           <w:rStyle w:val="VerbatimChar"/>
         </w:rPr>
+        <w:lastRenderedPageBreak/>
         <w:t>data UserRow = UserRow</w:t>
       </w:r>
       <w:r>
@@ -9953,232 +9952,232 @@
         <w:rPr>
           <w:rStyle w:val="VerbatimChar"/>
         </w:rPr>
+        <w:t>import Conduit</w:t>
+      </w:r>
+      <w:r>
+        <w:br/>
+      </w:r>
+      <w:r>
+        <w:rPr>
+          <w:rStyle w:val="VerbatimChar"/>
+        </w:rPr>
+        <w:t>import qualified Data.Text as T</w:t>
+      </w:r>
+      <w:r>
+        <w:br/>
+      </w:r>
+      <w:r>
+        <w:rPr>
+          <w:rStyle w:val="VerbatimChar"/>
+        </w:rPr>
+        <w:t>import Data.Text (Text)</w:t>
+      </w:r>
+      <w:r>
+        <w:br/>
+      </w:r>
+      <w:r>
+        <w:br/>
+      </w:r>
+      <w:r>
+        <w:rPr>
+          <w:rStyle w:val="VerbatimChar"/>
+        </w:rPr>
+        <w:t>import Text.XML.Stream.Parse</w:t>
+      </w:r>
+      <w:r>
+        <w:br/>
+      </w:r>
+      <w:r>
+        <w:rPr>
+          <w:rStyle w:val="VerbatimChar"/>
+        </w:rPr>
+        <w:t>import Data.XML.Types (Event)</w:t>
+      </w:r>
+      <w:r>
+        <w:br/>
+      </w:r>
+      <w:r>
+        <w:br/>
+      </w:r>
+      <w:r>
+        <w:rPr>
+          <w:rStyle w:val="VerbatimChar"/>
+        </w:rPr>
+        <w:t>readInt :: Text -&gt; Int</w:t>
+      </w:r>
+      <w:r>
+        <w:br/>
+      </w:r>
+      <w:r>
+        <w:rPr>
+          <w:rStyle w:val="VerbatimChar"/>
+        </w:rPr>
+        <w:t>readInt = read . T.unpack  -- keep simple; production code should validate</w:t>
+      </w:r>
+      <w:r>
+        <w:br/>
+      </w:r>
+      <w:r>
+        <w:br/>
+      </w:r>
+      <w:r>
+        <w:rPr>
+          <w:rStyle w:val="VerbatimChar"/>
+        </w:rPr>
+        <w:t>parseRow :: MonadThrow m =&gt; ConduitT Event UserRow m (Maybe ())</w:t>
+      </w:r>
+      <w:r>
+        <w:br/>
+      </w:r>
+      <w:r>
+        <w:rPr>
+          <w:rStyle w:val="VerbatimChar"/>
+        </w:rPr>
+        <w:t>parseRow =</w:t>
+      </w:r>
+      <w:r>
+        <w:br/>
+      </w:r>
+      <w:r>
+        <w:rPr>
+          <w:rStyle w:val="VerbatimChar"/>
+        </w:rPr>
+        <w:t xml:space="preserve">  tag' "row" attrs $ \(uidTxt, dn, repTxt, webMb) -&gt; do</w:t>
+      </w:r>
+      <w:r>
+        <w:br/>
+      </w:r>
+      <w:r>
+        <w:rPr>
+          <w:rStyle w:val="VerbatimChar"/>
+        </w:rPr>
+        <w:t xml:space="preserve">    -- &lt;row .../&gt; has no body; ignore any content if present</w:t>
+      </w:r>
+      <w:r>
+        <w:br/>
+      </w:r>
+      <w:r>
+        <w:rPr>
+          <w:rStyle w:val="VerbatimChar"/>
+        </w:rPr>
+        <w:t xml:space="preserve">    _ &lt;- ignoreContent</w:t>
+      </w:r>
+      <w:r>
+        <w:br/>
+      </w:r>
+      <w:r>
+        <w:rPr>
+          <w:rStyle w:val="VerbatimChar"/>
+        </w:rPr>
+        <w:t xml:space="preserve">    let row = UserRow</w:t>
+      </w:r>
+      <w:r>
+        <w:br/>
+      </w:r>
+      <w:r>
+        <w:rPr>
+          <w:rStyle w:val="VerbatimChar"/>
+        </w:rPr>
+        <w:t xml:space="preserve">          { userId = UserId (readInt uidTxt)</w:t>
+      </w:r>
+      <w:r>
+        <w:br/>
+      </w:r>
+      <w:r>
+        <w:rPr>
+          <w:rStyle w:val="VerbatimChar"/>
+        </w:rPr>
+        <w:t xml:space="preserve">          , displayName = dn</w:t>
+      </w:r>
+      <w:r>
+        <w:br/>
+      </w:r>
+      <w:r>
+        <w:rPr>
+          <w:rStyle w:val="VerbatimChar"/>
+        </w:rPr>
+        <w:t xml:space="preserve">          , reputation = readInt repTxt</w:t>
+      </w:r>
+      <w:r>
+        <w:br/>
+      </w:r>
+      <w:r>
+        <w:rPr>
+          <w:rStyle w:val="VerbatimChar"/>
+        </w:rPr>
+        <w:t xml:space="preserve">          , websiteUrl = webMb</w:t>
+      </w:r>
+      <w:r>
+        <w:br/>
+      </w:r>
+      <w:r>
+        <w:rPr>
+          <w:rStyle w:val="VerbatimChar"/>
+        </w:rPr>
+        <w:t xml:space="preserve">          }</w:t>
+      </w:r>
+      <w:r>
+        <w:br/>
+      </w:r>
+      <w:r>
+        <w:rPr>
+          <w:rStyle w:val="VerbatimChar"/>
+        </w:rPr>
+        <w:t xml:space="preserve">    yield row</w:t>
+      </w:r>
+      <w:r>
+        <w:br/>
+      </w:r>
+      <w:r>
+        <w:rPr>
+          <w:rStyle w:val="VerbatimChar"/>
+        </w:rPr>
+        <w:t xml:space="preserve">  where</w:t>
+      </w:r>
+      <w:r>
+        <w:br/>
+      </w:r>
+      <w:r>
+        <w:rPr>
+          <w:rStyle w:val="VerbatimChar"/>
+        </w:rPr>
+        <w:t xml:space="preserve">    attrs =</w:t>
+      </w:r>
+      <w:r>
+        <w:br/>
+      </w:r>
+      <w:r>
+        <w:rPr>
+          <w:rStyle w:val="VerbatimChar"/>
+        </w:rPr>
+        <w:t xml:space="preserve">      (,,,)</w:t>
+      </w:r>
+      <w:r>
+        <w:br/>
+      </w:r>
+      <w:r>
+        <w:rPr>
+          <w:rStyle w:val="VerbatimChar"/>
+        </w:rPr>
+        <w:t xml:space="preserve">        &lt;$&gt; requireAttr "id"</w:t>
+      </w:r>
+      <w:r>
+        <w:br/>
+      </w:r>
+      <w:r>
+        <w:rPr>
+          <w:rStyle w:val="VerbatimChar"/>
+        </w:rPr>
+        <w:t xml:space="preserve">        &lt;*&gt; requireAttr "displayName"</w:t>
+      </w:r>
+      <w:r>
+        <w:br/>
+      </w:r>
+      <w:r>
+        <w:rPr>
+          <w:rStyle w:val="VerbatimChar"/>
+        </w:rPr>
         <w:lastRenderedPageBreak/>
-        <w:t>import Conduit</w:t>
-      </w:r>
-      <w:r>
-        <w:br/>
-      </w:r>
-      <w:r>
-        <w:rPr>
-          <w:rStyle w:val="VerbatimChar"/>
-        </w:rPr>
-        <w:t>import qualified Data.Text as T</w:t>
-      </w:r>
-      <w:r>
-        <w:br/>
-      </w:r>
-      <w:r>
-        <w:rPr>
-          <w:rStyle w:val="VerbatimChar"/>
-        </w:rPr>
-        <w:t>import Data.Text (Text)</w:t>
-      </w:r>
-      <w:r>
-        <w:br/>
-      </w:r>
-      <w:r>
-        <w:br/>
-      </w:r>
-      <w:r>
-        <w:rPr>
-          <w:rStyle w:val="VerbatimChar"/>
-        </w:rPr>
-        <w:t>import Text.XML.Stream.Parse</w:t>
-      </w:r>
-      <w:r>
-        <w:br/>
-      </w:r>
-      <w:r>
-        <w:rPr>
-          <w:rStyle w:val="VerbatimChar"/>
-        </w:rPr>
-        <w:t>import Data.XML.Types (Event)</w:t>
-      </w:r>
-      <w:r>
-        <w:br/>
-      </w:r>
-      <w:r>
-        <w:br/>
-      </w:r>
-      <w:r>
-        <w:rPr>
-          <w:rStyle w:val="VerbatimChar"/>
-        </w:rPr>
-        <w:t>readInt :: Text -&gt; Int</w:t>
-      </w:r>
-      <w:r>
-        <w:br/>
-      </w:r>
-      <w:r>
-        <w:rPr>
-          <w:rStyle w:val="VerbatimChar"/>
-        </w:rPr>
-        <w:t>readInt = read . T.unpack  -- keep simple; production code should validate</w:t>
-      </w:r>
-      <w:r>
-        <w:br/>
-      </w:r>
-      <w:r>
-        <w:br/>
-      </w:r>
-      <w:r>
-        <w:rPr>
-          <w:rStyle w:val="VerbatimChar"/>
-        </w:rPr>
-        <w:t>parseRow :: MonadThrow m =&gt; ConduitT Event UserRow m (Maybe ())</w:t>
-      </w:r>
-      <w:r>
-        <w:br/>
-      </w:r>
-      <w:r>
-        <w:rPr>
-          <w:rStyle w:val="VerbatimChar"/>
-        </w:rPr>
-        <w:t>parseRow =</w:t>
-      </w:r>
-      <w:r>
-        <w:br/>
-      </w:r>
-      <w:r>
-        <w:rPr>
-          <w:rStyle w:val="VerbatimChar"/>
-        </w:rPr>
-        <w:t xml:space="preserve">  tag' "row" attrs $ \(uidTxt, dn, repTxt, webMb) -&gt; do</w:t>
-      </w:r>
-      <w:r>
-        <w:br/>
-      </w:r>
-      <w:r>
-        <w:rPr>
-          <w:rStyle w:val="VerbatimChar"/>
-        </w:rPr>
-        <w:t xml:space="preserve">    -- &lt;row .../&gt; has no body; ignore any content if present</w:t>
-      </w:r>
-      <w:r>
-        <w:br/>
-      </w:r>
-      <w:r>
-        <w:rPr>
-          <w:rStyle w:val="VerbatimChar"/>
-        </w:rPr>
-        <w:t xml:space="preserve">    _ &lt;- ignoreContent</w:t>
-      </w:r>
-      <w:r>
-        <w:br/>
-      </w:r>
-      <w:r>
-        <w:rPr>
-          <w:rStyle w:val="VerbatimChar"/>
-        </w:rPr>
-        <w:t xml:space="preserve">    let row = UserRow</w:t>
-      </w:r>
-      <w:r>
-        <w:br/>
-      </w:r>
-      <w:r>
-        <w:rPr>
-          <w:rStyle w:val="VerbatimChar"/>
-        </w:rPr>
-        <w:t xml:space="preserve">          { userId = UserId (readInt uidTxt)</w:t>
-      </w:r>
-      <w:r>
-        <w:br/>
-      </w:r>
-      <w:r>
-        <w:rPr>
-          <w:rStyle w:val="VerbatimChar"/>
-        </w:rPr>
-        <w:t xml:space="preserve">          , displayName = dn</w:t>
-      </w:r>
-      <w:r>
-        <w:br/>
-      </w:r>
-      <w:r>
-        <w:rPr>
-          <w:rStyle w:val="VerbatimChar"/>
-        </w:rPr>
-        <w:t xml:space="preserve">          , reputation = readInt repTxt</w:t>
-      </w:r>
-      <w:r>
-        <w:br/>
-      </w:r>
-      <w:r>
-        <w:rPr>
-          <w:rStyle w:val="VerbatimChar"/>
-        </w:rPr>
-        <w:t xml:space="preserve">          , websiteUrl = webMb</w:t>
-      </w:r>
-      <w:r>
-        <w:br/>
-      </w:r>
-      <w:r>
-        <w:rPr>
-          <w:rStyle w:val="VerbatimChar"/>
-        </w:rPr>
-        <w:t xml:space="preserve">          }</w:t>
-      </w:r>
-      <w:r>
-        <w:br/>
-      </w:r>
-      <w:r>
-        <w:rPr>
-          <w:rStyle w:val="VerbatimChar"/>
-        </w:rPr>
-        <w:t xml:space="preserve">    yield row</w:t>
-      </w:r>
-      <w:r>
-        <w:br/>
-      </w:r>
-      <w:r>
-        <w:rPr>
-          <w:rStyle w:val="VerbatimChar"/>
-        </w:rPr>
-        <w:t xml:space="preserve">  where</w:t>
-      </w:r>
-      <w:r>
-        <w:br/>
-      </w:r>
-      <w:r>
-        <w:rPr>
-          <w:rStyle w:val="VerbatimChar"/>
-        </w:rPr>
-        <w:t xml:space="preserve">    attrs =</w:t>
-      </w:r>
-      <w:r>
-        <w:br/>
-      </w:r>
-      <w:r>
-        <w:rPr>
-          <w:rStyle w:val="VerbatimChar"/>
-        </w:rPr>
-        <w:t xml:space="preserve">      (,,,)</w:t>
-      </w:r>
-      <w:r>
-        <w:br/>
-      </w:r>
-      <w:r>
-        <w:rPr>
-          <w:rStyle w:val="VerbatimChar"/>
-        </w:rPr>
-        <w:t xml:space="preserve">        &lt;$&gt; requireAttr "id"</w:t>
-      </w:r>
-      <w:r>
-        <w:br/>
-      </w:r>
-      <w:r>
-        <w:rPr>
-          <w:rStyle w:val="VerbatimChar"/>
-        </w:rPr>
-        <w:t xml:space="preserve">        &lt;*&gt; requireAttr "displayName"</w:t>
-      </w:r>
-      <w:r>
-        <w:br/>
-      </w:r>
-      <w:r>
-        <w:rPr>
-          <w:rStyle w:val="VerbatimChar"/>
-        </w:rPr>
         <w:t xml:space="preserve">        &lt;*&gt; requireAttr "reputation"</w:t>
       </w:r>
       <w:r>
@@ -10381,7 +10380,6 @@
       <w:bookmarkStart w:id="59" w:name="X03e938f4169d342ed0319e4edd18ee5319c8c98"/>
       <w:bookmarkEnd w:id="58"/>
       <w:r>
-        <w:lastRenderedPageBreak/>
         <w:t xml:space="preserve">Parsing with </w:t>
       </w:r>
       <w:r>
@@ -10592,6 +10590,7 @@
         <w:br/>
       </w:r>
       <w:r>
+        <w:lastRenderedPageBreak/>
         <w:br/>
       </w:r>
       <w:r>
@@ -10788,15 +10787,14 @@
       <w:pPr>
         <w:pStyle w:val="Heading3"/>
       </w:pPr>
-      <w:bookmarkStart w:id="60" w:name="X7db75fc46c728b1f5019a52104bb2b267f83ef5"/>
-      <w:bookmarkStart w:id="61" w:name="_Toc221829116"/>
-      <w:bookmarkEnd w:id="55"/>
+      <w:bookmarkStart w:id="60" w:name="_Toc221829116"/>
+      <w:bookmarkStart w:id="61" w:name="X7db75fc46c728b1f5019a52104bb2b267f83ef5"/>
+      <w:bookmarkEnd w:id="56"/>
       <w:bookmarkEnd w:id="59"/>
       <w:r>
-        <w:lastRenderedPageBreak/>
         <w:t>Example C: mixed content with child elements and namespaced elements</w:t>
       </w:r>
-      <w:bookmarkEnd w:id="61"/>
+      <w:bookmarkEnd w:id="60"/>
     </w:p>
     <w:p>
       <w:pPr>
@@ -10979,6 +10977,7 @@
         <w:br/>
       </w:r>
       <w:r>
+        <w:lastRenderedPageBreak/>
         <w:br/>
       </w:r>
       <w:r>
@@ -11190,184 +11189,184 @@
         <w:rPr>
           <w:rStyle w:val="VerbatimChar"/>
         </w:rPr>
+        <w:t>{-# LANGUAGE OverloadedStrings #-}</w:t>
+      </w:r>
+      <w:r>
+        <w:br/>
+      </w:r>
+      <w:r>
+        <w:rPr>
+          <w:rStyle w:val="VerbatimChar"/>
+        </w:rPr>
+        <w:t>{-# LANGUAGE LambdaCase #-}</w:t>
+      </w:r>
+      <w:r>
+        <w:br/>
+      </w:r>
+      <w:r>
+        <w:br/>
+      </w:r>
+      <w:r>
+        <w:rPr>
+          <w:rStyle w:val="VerbatimChar"/>
+        </w:rPr>
+        <w:t>module AtomEntry.XmlConduit (decodeEntry) where</w:t>
+      </w:r>
+      <w:r>
+        <w:br/>
+      </w:r>
+      <w:r>
+        <w:br/>
+      </w:r>
+      <w:r>
+        <w:rPr>
+          <w:rStyle w:val="VerbatimChar"/>
+        </w:rPr>
+        <w:t>import AtomEntry</w:t>
+      </w:r>
+      <w:r>
+        <w:br/>
+      </w:r>
+      <w:r>
+        <w:br/>
+      </w:r>
+      <w:r>
+        <w:rPr>
+          <w:rStyle w:val="VerbatimChar"/>
+        </w:rPr>
+        <w:t>import Data.Text (Text)</w:t>
+      </w:r>
+      <w:r>
+        <w:br/>
+      </w:r>
+      <w:r>
+        <w:rPr>
+          <w:rStyle w:val="VerbatimChar"/>
+        </w:rPr>
+        <w:t>import qualified Data.Text as T</w:t>
+      </w:r>
+      <w:r>
+        <w:br/>
+      </w:r>
+      <w:r>
+        <w:rPr>
+          <w:rStyle w:val="VerbatimChar"/>
+        </w:rPr>
+        <w:t>import Data.Maybe (listToMaybe)</w:t>
+      </w:r>
+      <w:r>
+        <w:br/>
+      </w:r>
+      <w:r>
+        <w:br/>
+      </w:r>
+      <w:r>
+        <w:rPr>
+          <w:rStyle w:val="VerbatimChar"/>
+        </w:rPr>
+        <w:t>import Data.XML.Types (Name(..))</w:t>
+      </w:r>
+      <w:r>
+        <w:br/>
+      </w:r>
+      <w:r>
+        <w:rPr>
+          <w:rStyle w:val="VerbatimChar"/>
+        </w:rPr>
+        <w:t>import Text.XML.Cursor</w:t>
+      </w:r>
+      <w:r>
+        <w:br/>
+      </w:r>
+      <w:r>
+        <w:br/>
+      </w:r>
+      <w:r>
+        <w:rPr>
+          <w:rStyle w:val="VerbatimChar"/>
+        </w:rPr>
+        <w:t>import Text.XML (Document)</w:t>
+      </w:r>
+      <w:r>
+        <w:br/>
+      </w:r>
+      <w:r>
+        <w:br/>
+      </w:r>
+      <w:r>
+        <w:rPr>
+          <w:rStyle w:val="VerbatimChar"/>
+        </w:rPr>
+        <w:t>atom, dc, xhtml :: Text</w:t>
+      </w:r>
+      <w:r>
+        <w:br/>
+      </w:r>
+      <w:r>
+        <w:rPr>
+          <w:rStyle w:val="VerbatimChar"/>
+        </w:rPr>
+        <w:t>atom  = "http://www.w3.org/2005/Atom"</w:t>
+      </w:r>
+      <w:r>
+        <w:br/>
+      </w:r>
+      <w:r>
+        <w:rPr>
+          <w:rStyle w:val="VerbatimChar"/>
+        </w:rPr>
+        <w:t>dc    = "http://purl.org/dc/elements/1.1/"</w:t>
+      </w:r>
+      <w:r>
+        <w:br/>
+      </w:r>
+      <w:r>
+        <w:rPr>
+          <w:rStyle w:val="VerbatimChar"/>
+        </w:rPr>
+        <w:t>xhtml = "http://www.w3.org/1999/xhtml"</w:t>
+      </w:r>
+      <w:r>
+        <w:br/>
+      </w:r>
+      <w:r>
+        <w:br/>
+      </w:r>
+      <w:r>
+        <w:rPr>
+          <w:rStyle w:val="VerbatimChar"/>
+        </w:rPr>
+        <w:t>n :: Text -&gt; Text -&gt; Name</w:t>
+      </w:r>
+      <w:r>
+        <w:br/>
+      </w:r>
+      <w:r>
+        <w:rPr>
+          <w:rStyle w:val="VerbatimChar"/>
+        </w:rPr>
+        <w:t>n ns local = Name local (Just ns) Nothing</w:t>
+      </w:r>
+      <w:r>
+        <w:br/>
+      </w:r>
+      <w:r>
+        <w:br/>
+      </w:r>
+      <w:r>
+        <w:rPr>
+          <w:rStyle w:val="VerbatimChar"/>
+        </w:rPr>
+        <w:t>textUnder :: Cursor -&gt; Text</w:t>
+      </w:r>
+      <w:r>
+        <w:br/>
+      </w:r>
+      <w:r>
+        <w:rPr>
+          <w:rStyle w:val="VerbatimChar"/>
+        </w:rPr>
         <w:lastRenderedPageBreak/>
-        <w:t>{-# LANGUAGE OverloadedStrings #-}</w:t>
-      </w:r>
-      <w:r>
-        <w:br/>
-      </w:r>
-      <w:r>
-        <w:rPr>
-          <w:rStyle w:val="VerbatimChar"/>
-        </w:rPr>
-        <w:t>{-# LANGUAGE LambdaCase #-}</w:t>
-      </w:r>
-      <w:r>
-        <w:br/>
-      </w:r>
-      <w:r>
-        <w:br/>
-      </w:r>
-      <w:r>
-        <w:rPr>
-          <w:rStyle w:val="VerbatimChar"/>
-        </w:rPr>
-        <w:t>module AtomEntry.XmlConduit (decodeEntry) where</w:t>
-      </w:r>
-      <w:r>
-        <w:br/>
-      </w:r>
-      <w:r>
-        <w:br/>
-      </w:r>
-      <w:r>
-        <w:rPr>
-          <w:rStyle w:val="VerbatimChar"/>
-        </w:rPr>
-        <w:t>import AtomEntry</w:t>
-      </w:r>
-      <w:r>
-        <w:br/>
-      </w:r>
-      <w:r>
-        <w:br/>
-      </w:r>
-      <w:r>
-        <w:rPr>
-          <w:rStyle w:val="VerbatimChar"/>
-        </w:rPr>
-        <w:t>import Data.Text (Text)</w:t>
-      </w:r>
-      <w:r>
-        <w:br/>
-      </w:r>
-      <w:r>
-        <w:rPr>
-          <w:rStyle w:val="VerbatimChar"/>
-        </w:rPr>
-        <w:t>import qualified Data.Text as T</w:t>
-      </w:r>
-      <w:r>
-        <w:br/>
-      </w:r>
-      <w:r>
-        <w:rPr>
-          <w:rStyle w:val="VerbatimChar"/>
-        </w:rPr>
-        <w:t>import Data.Maybe (listToMaybe)</w:t>
-      </w:r>
-      <w:r>
-        <w:br/>
-      </w:r>
-      <w:r>
-        <w:br/>
-      </w:r>
-      <w:r>
-        <w:rPr>
-          <w:rStyle w:val="VerbatimChar"/>
-        </w:rPr>
-        <w:t>import Data.XML.Types (Name(..))</w:t>
-      </w:r>
-      <w:r>
-        <w:br/>
-      </w:r>
-      <w:r>
-        <w:rPr>
-          <w:rStyle w:val="VerbatimChar"/>
-        </w:rPr>
-        <w:t>import Text.XML.Cursor</w:t>
-      </w:r>
-      <w:r>
-        <w:br/>
-      </w:r>
-      <w:r>
-        <w:br/>
-      </w:r>
-      <w:r>
-        <w:rPr>
-          <w:rStyle w:val="VerbatimChar"/>
-        </w:rPr>
-        <w:t>import Text.XML (Document)</w:t>
-      </w:r>
-      <w:r>
-        <w:br/>
-      </w:r>
-      <w:r>
-        <w:br/>
-      </w:r>
-      <w:r>
-        <w:rPr>
-          <w:rStyle w:val="VerbatimChar"/>
-        </w:rPr>
-        <w:t>atom, dc, xhtml :: Text</w:t>
-      </w:r>
-      <w:r>
-        <w:br/>
-      </w:r>
-      <w:r>
-        <w:rPr>
-          <w:rStyle w:val="VerbatimChar"/>
-        </w:rPr>
-        <w:t>atom  = "http://www.w3.org/2005/Atom"</w:t>
-      </w:r>
-      <w:r>
-        <w:br/>
-      </w:r>
-      <w:r>
-        <w:rPr>
-          <w:rStyle w:val="VerbatimChar"/>
-        </w:rPr>
-        <w:t>dc    = "http://purl.org/dc/elements/1.1/"</w:t>
-      </w:r>
-      <w:r>
-        <w:br/>
-      </w:r>
-      <w:r>
-        <w:rPr>
-          <w:rStyle w:val="VerbatimChar"/>
-        </w:rPr>
-        <w:t>xhtml = "http://www.w3.org/1999/xhtml"</w:t>
-      </w:r>
-      <w:r>
-        <w:br/>
-      </w:r>
-      <w:r>
-        <w:br/>
-      </w:r>
-      <w:r>
-        <w:rPr>
-          <w:rStyle w:val="VerbatimChar"/>
-        </w:rPr>
-        <w:t>n :: Text -&gt; Text -&gt; Name</w:t>
-      </w:r>
-      <w:r>
-        <w:br/>
-      </w:r>
-      <w:r>
-        <w:rPr>
-          <w:rStyle w:val="VerbatimChar"/>
-        </w:rPr>
-        <w:t>n ns local = Name local (Just ns) Nothing</w:t>
-      </w:r>
-      <w:r>
-        <w:br/>
-      </w:r>
-      <w:r>
-        <w:br/>
-      </w:r>
-      <w:r>
-        <w:rPr>
-          <w:rStyle w:val="VerbatimChar"/>
-        </w:rPr>
-        <w:t>textUnder :: Cursor -&gt; Text</w:t>
-      </w:r>
-      <w:r>
-        <w:br/>
-      </w:r>
-      <w:r>
-        <w:rPr>
-          <w:rStyle w:val="VerbatimChar"/>
-        </w:rPr>
         <w:t>textUnder c = T.strip (T.concat (c &amp;/ content))</w:t>
       </w:r>
       <w:r>
@@ -11512,198 +11511,198 @@
         <w:rPr>
           <w:rStyle w:val="VerbatimChar"/>
         </w:rPr>
+        <w:t>decodeInlineChildren :: Cursor -&gt; [Inline]</w:t>
+      </w:r>
+      <w:r>
+        <w:br/>
+      </w:r>
+      <w:r>
+        <w:rPr>
+          <w:rStyle w:val="VerbatimChar"/>
+        </w:rPr>
+        <w:t>decodeInlineChildren c =</w:t>
+      </w:r>
+      <w:r>
+        <w:br/>
+      </w:r>
+      <w:r>
+        <w:rPr>
+          <w:rStyle w:val="VerbatimChar"/>
+        </w:rPr>
+        <w:t xml:space="preserve">  -- This is a simplified approach: treat direct elements as InlineElem and</w:t>
+      </w:r>
+      <w:r>
+        <w:br/>
+      </w:r>
+      <w:r>
+        <w:rPr>
+          <w:rStyle w:val="VerbatimChar"/>
+        </w:rPr>
+        <w:t xml:space="preserve">  -- pull their text-ish children recursively.</w:t>
+      </w:r>
+      <w:r>
+        <w:br/>
+      </w:r>
+      <w:r>
+        <w:rPr>
+          <w:rStyle w:val="VerbatimChar"/>
+        </w:rPr>
+        <w:t xml:space="preserve">  let childElems = c $/ anyElement</w:t>
+      </w:r>
+      <w:r>
+        <w:br/>
+      </w:r>
+      <w:r>
+        <w:rPr>
+          <w:rStyle w:val="VerbatimChar"/>
+        </w:rPr>
+        <w:t xml:space="preserve">      texts      = map InlineText (filter (not . T.null . T.strip) (c &amp;/ content))</w:t>
+      </w:r>
+      <w:r>
+        <w:br/>
+      </w:r>
+      <w:r>
+        <w:rPr>
+          <w:rStyle w:val="VerbatimChar"/>
+        </w:rPr>
+        <w:t xml:space="preserve">      elems      = map decodeElem childElems</w:t>
+      </w:r>
+      <w:r>
+        <w:br/>
+      </w:r>
+      <w:r>
+        <w:rPr>
+          <w:rStyle w:val="VerbatimChar"/>
+        </w:rPr>
+        <w:t xml:space="preserve">  in interleaveApprox texts elems</w:t>
+      </w:r>
+      <w:r>
+        <w:br/>
+      </w:r>
+      <w:r>
+        <w:rPr>
+          <w:rStyle w:val="VerbatimChar"/>
+        </w:rPr>
+        <w:t xml:space="preserve">  where</w:t>
+      </w:r>
+      <w:r>
+        <w:br/>
+      </w:r>
+      <w:r>
+        <w:rPr>
+          <w:rStyle w:val="VerbatimChar"/>
+        </w:rPr>
+        <w:t xml:space="preserve">    decodeElem :: Cursor -&gt; Inline</w:t>
+      </w:r>
+      <w:r>
+        <w:br/>
+      </w:r>
+      <w:r>
+        <w:rPr>
+          <w:rStyle w:val="VerbatimChar"/>
+        </w:rPr>
+        <w:t xml:space="preserve">    decodeElem cur =</w:t>
+      </w:r>
+      <w:r>
+        <w:br/>
+      </w:r>
+      <w:r>
+        <w:rPr>
+          <w:rStyle w:val="VerbatimChar"/>
+        </w:rPr>
+        <w:t xml:space="preserve">      case node cur of</w:t>
+      </w:r>
+      <w:r>
+        <w:br/>
+      </w:r>
+      <w:r>
+        <w:rPr>
+          <w:rStyle w:val="VerbatimChar"/>
+        </w:rPr>
+        <w:t xml:space="preserve">        NodeElement el -&gt;</w:t>
+      </w:r>
+      <w:r>
+        <w:br/>
+      </w:r>
+      <w:r>
+        <w:rPr>
+          <w:rStyle w:val="VerbatimChar"/>
+        </w:rPr>
+        <w:t xml:space="preserve">          InlineElem (elementName el) (decodeInlineChildren cur)</w:t>
+      </w:r>
+      <w:r>
+        <w:br/>
+      </w:r>
+      <w:r>
+        <w:rPr>
+          <w:rStyle w:val="VerbatimChar"/>
+        </w:rPr>
+        <w:t xml:space="preserve">        _ -&gt;</w:t>
+      </w:r>
+      <w:r>
+        <w:br/>
+      </w:r>
+      <w:r>
+        <w:rPr>
+          <w:rStyle w:val="VerbatimChar"/>
+        </w:rPr>
+        <w:t xml:space="preserve">          InlineText "" -- should not happen due to anyElement</w:t>
+      </w:r>
+      <w:r>
+        <w:br/>
+      </w:r>
+      <w:r>
+        <w:br/>
+      </w:r>
+      <w:r>
+        <w:rPr>
+          <w:rStyle w:val="VerbatimChar"/>
+        </w:rPr>
+        <w:t>-- Note: true mixed-content requires preserving exact interleaving of text and tags.</w:t>
+      </w:r>
+      <w:r>
+        <w:br/>
+      </w:r>
+      <w:r>
+        <w:rPr>
+          <w:rStyle w:val="VerbatimChar"/>
+        </w:rPr>
+        <w:t>-- For exactness you’d traverse elementNodes and translate NodeContent/NodeElement in order</w:t>
+      </w:r>
+      <w:r>
+        <w:br/>
+      </w:r>
+      <w:r>
+        <w:rPr>
+          <w:rStyle w:val="VerbatimChar"/>
+        </w:rPr>
+        <w:t>-- using Text.XML’s Node representation. (Omitted for brevity.)</w:t>
+      </w:r>
+      <w:r>
+        <w:br/>
+      </w:r>
+      <w:r>
+        <w:rPr>
+          <w:rStyle w:val="VerbatimChar"/>
+        </w:rPr>
+        <w:t>interleaveApprox :: [Inline] -&gt; [Inline] -&gt; [Inline]</w:t>
+      </w:r>
+      <w:r>
+        <w:br/>
+      </w:r>
+      <w:r>
+        <w:rPr>
+          <w:rStyle w:val="VerbatimChar"/>
+        </w:rPr>
+        <w:t>interleaveApprox = (++)</w:t>
+      </w:r>
+    </w:p>
+    <w:p>
+      <w:pPr>
+        <w:pStyle w:val="FirstParagraph"/>
+      </w:pPr>
+      <w:r>
         <w:lastRenderedPageBreak/>
-        <w:t>decodeInlineChildren :: Cursor -&gt; [Inline]</w:t>
-      </w:r>
-      <w:r>
-        <w:br/>
-      </w:r>
-      <w:r>
-        <w:rPr>
-          <w:rStyle w:val="VerbatimChar"/>
-        </w:rPr>
-        <w:t>decodeInlineChildren c =</w:t>
-      </w:r>
-      <w:r>
-        <w:br/>
-      </w:r>
-      <w:r>
-        <w:rPr>
-          <w:rStyle w:val="VerbatimChar"/>
-        </w:rPr>
-        <w:t xml:space="preserve">  -- This is a simplified approach: treat direct elements as InlineElem and</w:t>
-      </w:r>
-      <w:r>
-        <w:br/>
-      </w:r>
-      <w:r>
-        <w:rPr>
-          <w:rStyle w:val="VerbatimChar"/>
-        </w:rPr>
-        <w:t xml:space="preserve">  -- pull their text-ish children recursively.</w:t>
-      </w:r>
-      <w:r>
-        <w:br/>
-      </w:r>
-      <w:r>
-        <w:rPr>
-          <w:rStyle w:val="VerbatimChar"/>
-        </w:rPr>
-        <w:t xml:space="preserve">  let childElems = c $/ anyElement</w:t>
-      </w:r>
-      <w:r>
-        <w:br/>
-      </w:r>
-      <w:r>
-        <w:rPr>
-          <w:rStyle w:val="VerbatimChar"/>
-        </w:rPr>
-        <w:t xml:space="preserve">      texts      = map InlineText (filter (not . T.null . T.strip) (c &amp;/ content))</w:t>
-      </w:r>
-      <w:r>
-        <w:br/>
-      </w:r>
-      <w:r>
-        <w:rPr>
-          <w:rStyle w:val="VerbatimChar"/>
-        </w:rPr>
-        <w:t xml:space="preserve">      elems      = map decodeElem childElems</w:t>
-      </w:r>
-      <w:r>
-        <w:br/>
-      </w:r>
-      <w:r>
-        <w:rPr>
-          <w:rStyle w:val="VerbatimChar"/>
-        </w:rPr>
-        <w:t xml:space="preserve">  in interleaveApprox texts elems</w:t>
-      </w:r>
-      <w:r>
-        <w:br/>
-      </w:r>
-      <w:r>
-        <w:rPr>
-          <w:rStyle w:val="VerbatimChar"/>
-        </w:rPr>
-        <w:t xml:space="preserve">  where</w:t>
-      </w:r>
-      <w:r>
-        <w:br/>
-      </w:r>
-      <w:r>
-        <w:rPr>
-          <w:rStyle w:val="VerbatimChar"/>
-        </w:rPr>
-        <w:t xml:space="preserve">    decodeElem :: Cursor -&gt; Inline</w:t>
-      </w:r>
-      <w:r>
-        <w:br/>
-      </w:r>
-      <w:r>
-        <w:rPr>
-          <w:rStyle w:val="VerbatimChar"/>
-        </w:rPr>
-        <w:t xml:space="preserve">    decodeElem cur =</w:t>
-      </w:r>
-      <w:r>
-        <w:br/>
-      </w:r>
-      <w:r>
-        <w:rPr>
-          <w:rStyle w:val="VerbatimChar"/>
-        </w:rPr>
-        <w:t xml:space="preserve">      case node cur of</w:t>
-      </w:r>
-      <w:r>
-        <w:br/>
-      </w:r>
-      <w:r>
-        <w:rPr>
-          <w:rStyle w:val="VerbatimChar"/>
-        </w:rPr>
-        <w:t xml:space="preserve">        NodeElement el -&gt;</w:t>
-      </w:r>
-      <w:r>
-        <w:br/>
-      </w:r>
-      <w:r>
-        <w:rPr>
-          <w:rStyle w:val="VerbatimChar"/>
-        </w:rPr>
-        <w:t xml:space="preserve">          InlineElem (elementName el) (decodeInlineChildren cur)</w:t>
-      </w:r>
-      <w:r>
-        <w:br/>
-      </w:r>
-      <w:r>
-        <w:rPr>
-          <w:rStyle w:val="VerbatimChar"/>
-        </w:rPr>
-        <w:t xml:space="preserve">        _ -&gt;</w:t>
-      </w:r>
-      <w:r>
-        <w:br/>
-      </w:r>
-      <w:r>
-        <w:rPr>
-          <w:rStyle w:val="VerbatimChar"/>
-        </w:rPr>
-        <w:t xml:space="preserve">          InlineText "" -- should not happen due to anyElement</w:t>
-      </w:r>
-      <w:r>
-        <w:br/>
-      </w:r>
-      <w:r>
-        <w:br/>
-      </w:r>
-      <w:r>
-        <w:rPr>
-          <w:rStyle w:val="VerbatimChar"/>
-        </w:rPr>
-        <w:t>-- Note: true mixed-content requires preserving exact interleaving of text and tags.</w:t>
-      </w:r>
-      <w:r>
-        <w:br/>
-      </w:r>
-      <w:r>
-        <w:rPr>
-          <w:rStyle w:val="VerbatimChar"/>
-        </w:rPr>
-        <w:t>-- For exactness you’d traverse elementNodes and translate NodeContent/NodeElement in order</w:t>
-      </w:r>
-      <w:r>
-        <w:br/>
-      </w:r>
-      <w:r>
-        <w:rPr>
-          <w:rStyle w:val="VerbatimChar"/>
-        </w:rPr>
-        <w:t>-- using Text.XML’s Node representation. (Omitted for brevity.)</w:t>
-      </w:r>
-      <w:r>
-        <w:br/>
-      </w:r>
-      <w:r>
-        <w:rPr>
-          <w:rStyle w:val="VerbatimChar"/>
-        </w:rPr>
-        <w:t>interleaveApprox :: [Inline] -&gt; [Inline] -&gt; [Inline]</w:t>
-      </w:r>
-      <w:r>
-        <w:br/>
-      </w:r>
-      <w:r>
-        <w:rPr>
-          <w:rStyle w:val="VerbatimChar"/>
-        </w:rPr>
-        <w:t>interleaveApprox = (++)</w:t>
-      </w:r>
-    </w:p>
-    <w:p>
-      <w:pPr>
-        <w:pStyle w:val="FirstParagraph"/>
-      </w:pPr>
-      <w:r>
         <w:t xml:space="preserve">The key takeaway is </w:t>
       </w:r>
       <w:r>
@@ -11959,211 +11958,211 @@
         <w:rPr>
           <w:rStyle w:val="VerbatimChar"/>
         </w:rPr>
+        <w:t>import qualified Xmlbf.Xeno</w:t>
+      </w:r>
+      <w:r>
+        <w:br/>
+      </w:r>
+      <w:r>
+        <w:rPr>
+          <w:rStyle w:val="VerbatimChar"/>
+        </w:rPr>
+        <w:t>import qualified Data.ByteString as BS</w:t>
+      </w:r>
+      <w:r>
+        <w:br/>
+      </w:r>
+      <w:r>
+        <w:rPr>
+          <w:rStyle w:val="VerbatimChar"/>
+        </w:rPr>
+        <w:t>import Data.Text (Text)</w:t>
+      </w:r>
+      <w:r>
+        <w:br/>
+      </w:r>
+      <w:r>
+        <w:rPr>
+          <w:rStyle w:val="VerbatimChar"/>
+        </w:rPr>
+        <w:t>import Control.Applicative (many)</w:t>
+      </w:r>
+      <w:r>
+        <w:br/>
+      </w:r>
+      <w:r>
+        <w:br/>
+      </w:r>
+      <w:r>
+        <w:rPr>
+          <w:rStyle w:val="VerbatimChar"/>
+        </w:rPr>
+        <w:t>-- Extremely simplified: only handles InlineText and InlineElem as raw tag captures.</w:t>
+      </w:r>
+      <w:r>
+        <w:br/>
+      </w:r>
+      <w:r>
+        <w:rPr>
+          <w:rStyle w:val="VerbatimChar"/>
+        </w:rPr>
+        <w:t>decodeInline :: Xmlbf.ParserT m Inline</w:t>
+      </w:r>
+      <w:r>
+        <w:br/>
+      </w:r>
+      <w:r>
+        <w:rPr>
+          <w:rStyle w:val="VerbatimChar"/>
+        </w:rPr>
+        <w:t>decodeInline =</w:t>
+      </w:r>
+      <w:r>
+        <w:br/>
+      </w:r>
+      <w:r>
+        <w:rPr>
+          <w:rStyle w:val="VerbatimChar"/>
+        </w:rPr>
+        <w:t xml:space="preserve">  (InlineText &lt;$&gt; Xmlbf.pText)</w:t>
+      </w:r>
+      <w:r>
+        <w:br/>
+      </w:r>
+      <w:r>
+        <w:rPr>
+          <w:rStyle w:val="VerbatimChar"/>
+        </w:rPr>
+        <w:t xml:space="preserve">  &lt;|&gt;</w:t>
+      </w:r>
+      <w:r>
+        <w:br/>
+      </w:r>
+      <w:r>
+        <w:rPr>
+          <w:rStyle w:val="VerbatimChar"/>
+        </w:rPr>
+        <w:t xml:space="preserve">  Xmlbf.pAnyElement (do</w:t>
+      </w:r>
+      <w:r>
+        <w:br/>
+      </w:r>
+      <w:r>
+        <w:rPr>
+          <w:rStyle w:val="VerbatimChar"/>
+        </w:rPr>
+        <w:t xml:space="preserve">    nm &lt;- Xmlbf.pName</w:t>
+      </w:r>
+      <w:r>
+        <w:br/>
+      </w:r>
+      <w:r>
+        <w:rPr>
+          <w:rStyle w:val="VerbatimChar"/>
+        </w:rPr>
+        <w:t xml:space="preserve">    children &lt;- many decodeInline</w:t>
+      </w:r>
+      <w:r>
+        <w:br/>
+      </w:r>
+      <w:r>
+        <w:rPr>
+          <w:rStyle w:val="VerbatimChar"/>
+        </w:rPr>
+        <w:t xml:space="preserve">    pure (InlineElem (error "Name construction omitted") children))</w:t>
+      </w:r>
+      <w:r>
+        <w:br/>
+      </w:r>
+      <w:r>
+        <w:br/>
+      </w:r>
+      <w:r>
+        <w:rPr>
+          <w:rStyle w:val="VerbatimChar"/>
+        </w:rPr>
+        <w:t>decodeEntryXmlbf :: BS.ByteString -&gt; Either String Entry</w:t>
+      </w:r>
+      <w:r>
+        <w:br/>
+      </w:r>
+      <w:r>
+        <w:rPr>
+          <w:rStyle w:val="VerbatimChar"/>
+        </w:rPr>
+        <w:t>decodeEntryXmlbf raw = do</w:t>
+      </w:r>
+      <w:r>
+        <w:br/>
+      </w:r>
+      <w:r>
+        <w:rPr>
+          <w:rStyle w:val="VerbatimChar"/>
+        </w:rPr>
+        <w:t xml:space="preserve">  nodes &lt;- Xmlbf.Xeno.fromRawXml raw</w:t>
+      </w:r>
+      <w:r>
+        <w:br/>
+      </w:r>
+      <w:r>
+        <w:rPr>
+          <w:rStyle w:val="VerbatimChar"/>
+        </w:rPr>
+        <w:t xml:space="preserve">  Xmlbf.parse</w:t>
+      </w:r>
+      <w:r>
+        <w:br/>
+      </w:r>
+      <w:r>
+        <w:rPr>
+          <w:rStyle w:val="VerbatimChar"/>
+        </w:rPr>
+        <w:t xml:space="preserve">    (Xmlbf.pElement "atom:entry" $ do</w:t>
+      </w:r>
+      <w:r>
+        <w:br/>
+      </w:r>
+      <w:r>
+        <w:rPr>
+          <w:rStyle w:val="VerbatimChar"/>
+        </w:rPr>
+        <w:t xml:space="preserve">      title &lt;- Xmlbf.pElement "atom:title" Xmlbf.pText</w:t>
+      </w:r>
+      <w:r>
+        <w:br/>
+      </w:r>
+      <w:r>
+        <w:rPr>
+          <w:rStyle w:val="VerbatimChar"/>
+        </w:rPr>
+        <w:t xml:space="preserve">      creator &lt;- Xmlbf.pElement "dc:creator" Xmlbf.pText</w:t>
+      </w:r>
+      <w:r>
+        <w:br/>
+      </w:r>
+      <w:r>
+        <w:rPr>
+          <w:rStyle w:val="VerbatimChar"/>
+        </w:rPr>
+        <w:t xml:space="preserve">      body &lt;- Xmlbf.pElement "atom:content" $</w:t>
+      </w:r>
+      <w:r>
+        <w:br/>
+      </w:r>
+      <w:r>
+        <w:rPr>
+          <w:rStyle w:val="VerbatimChar"/>
+        </w:rPr>
+        <w:t xml:space="preserve">        Xmlbf.pElement "xhtml:div" (many decodeInline)</w:t>
+      </w:r>
+      <w:r>
+        <w:br/>
+      </w:r>
+      <w:r>
+        <w:rPr>
+          <w:rStyle w:val="VerbatimChar"/>
+        </w:rPr>
         <w:lastRenderedPageBreak/>
-        <w:t>import qualified Xmlbf.Xeno</w:t>
-      </w:r>
-      <w:r>
-        <w:br/>
-      </w:r>
-      <w:r>
-        <w:rPr>
-          <w:rStyle w:val="VerbatimChar"/>
-        </w:rPr>
-        <w:t>import qualified Data.ByteString as BS</w:t>
-      </w:r>
-      <w:r>
-        <w:br/>
-      </w:r>
-      <w:r>
-        <w:rPr>
-          <w:rStyle w:val="VerbatimChar"/>
-        </w:rPr>
-        <w:t>import Data.Text (Text)</w:t>
-      </w:r>
-      <w:r>
-        <w:br/>
-      </w:r>
-      <w:r>
-        <w:rPr>
-          <w:rStyle w:val="VerbatimChar"/>
-        </w:rPr>
-        <w:t>import Control.Applicative (many)</w:t>
-      </w:r>
-      <w:r>
-        <w:br/>
-      </w:r>
-      <w:r>
-        <w:br/>
-      </w:r>
-      <w:r>
-        <w:rPr>
-          <w:rStyle w:val="VerbatimChar"/>
-        </w:rPr>
-        <w:t>-- Extremely simplified: only handles InlineText and InlineElem as raw tag captures.</w:t>
-      </w:r>
-      <w:r>
-        <w:br/>
-      </w:r>
-      <w:r>
-        <w:rPr>
-          <w:rStyle w:val="VerbatimChar"/>
-        </w:rPr>
-        <w:t>decodeInline :: Xmlbf.ParserT m Inline</w:t>
-      </w:r>
-      <w:r>
-        <w:br/>
-      </w:r>
-      <w:r>
-        <w:rPr>
-          <w:rStyle w:val="VerbatimChar"/>
-        </w:rPr>
-        <w:t>decodeInline =</w:t>
-      </w:r>
-      <w:r>
-        <w:br/>
-      </w:r>
-      <w:r>
-        <w:rPr>
-          <w:rStyle w:val="VerbatimChar"/>
-        </w:rPr>
-        <w:t xml:space="preserve">  (InlineText &lt;$&gt; Xmlbf.pText)</w:t>
-      </w:r>
-      <w:r>
-        <w:br/>
-      </w:r>
-      <w:r>
-        <w:rPr>
-          <w:rStyle w:val="VerbatimChar"/>
-        </w:rPr>
-        <w:t xml:space="preserve">  &lt;|&gt;</w:t>
-      </w:r>
-      <w:r>
-        <w:br/>
-      </w:r>
-      <w:r>
-        <w:rPr>
-          <w:rStyle w:val="VerbatimChar"/>
-        </w:rPr>
-        <w:t xml:space="preserve">  Xmlbf.pAnyElement (do</w:t>
-      </w:r>
-      <w:r>
-        <w:br/>
-      </w:r>
-      <w:r>
-        <w:rPr>
-          <w:rStyle w:val="VerbatimChar"/>
-        </w:rPr>
-        <w:t xml:space="preserve">    nm &lt;- Xmlbf.pName</w:t>
-      </w:r>
-      <w:r>
-        <w:br/>
-      </w:r>
-      <w:r>
-        <w:rPr>
-          <w:rStyle w:val="VerbatimChar"/>
-        </w:rPr>
-        <w:t xml:space="preserve">    children &lt;- many decodeInline</w:t>
-      </w:r>
-      <w:r>
-        <w:br/>
-      </w:r>
-      <w:r>
-        <w:rPr>
-          <w:rStyle w:val="VerbatimChar"/>
-        </w:rPr>
-        <w:t xml:space="preserve">    pure (InlineElem (error "Name construction omitted") children))</w:t>
-      </w:r>
-      <w:r>
-        <w:br/>
-      </w:r>
-      <w:r>
-        <w:br/>
-      </w:r>
-      <w:r>
-        <w:rPr>
-          <w:rStyle w:val="VerbatimChar"/>
-        </w:rPr>
-        <w:t>decodeEntryXmlbf :: BS.ByteString -&gt; Either String Entry</w:t>
-      </w:r>
-      <w:r>
-        <w:br/>
-      </w:r>
-      <w:r>
-        <w:rPr>
-          <w:rStyle w:val="VerbatimChar"/>
-        </w:rPr>
-        <w:t>decodeEntryXmlbf raw = do</w:t>
-      </w:r>
-      <w:r>
-        <w:br/>
-      </w:r>
-      <w:r>
-        <w:rPr>
-          <w:rStyle w:val="VerbatimChar"/>
-        </w:rPr>
-        <w:t xml:space="preserve">  nodes &lt;- Xmlbf.Xeno.fromRawXml raw</w:t>
-      </w:r>
-      <w:r>
-        <w:br/>
-      </w:r>
-      <w:r>
-        <w:rPr>
-          <w:rStyle w:val="VerbatimChar"/>
-        </w:rPr>
-        <w:t xml:space="preserve">  Xmlbf.parse</w:t>
-      </w:r>
-      <w:r>
-        <w:br/>
-      </w:r>
-      <w:r>
-        <w:rPr>
-          <w:rStyle w:val="VerbatimChar"/>
-        </w:rPr>
-        <w:t xml:space="preserve">    (Xmlbf.pElement "atom:entry" $ do</w:t>
-      </w:r>
-      <w:r>
-        <w:br/>
-      </w:r>
-      <w:r>
-        <w:rPr>
-          <w:rStyle w:val="VerbatimChar"/>
-        </w:rPr>
-        <w:t xml:space="preserve">      title &lt;- Xmlbf.pElement "atom:title" Xmlbf.pText</w:t>
-      </w:r>
-      <w:r>
-        <w:br/>
-      </w:r>
-      <w:r>
-        <w:rPr>
-          <w:rStyle w:val="VerbatimChar"/>
-        </w:rPr>
-        <w:t xml:space="preserve">      creator &lt;- Xmlbf.pElement "dc:creator" Xmlbf.pText</w:t>
-      </w:r>
-      <w:r>
-        <w:br/>
-      </w:r>
-      <w:r>
-        <w:rPr>
-          <w:rStyle w:val="VerbatimChar"/>
-        </w:rPr>
-        <w:t xml:space="preserve">      body &lt;- Xmlbf.pElement "atom:content" $</w:t>
-      </w:r>
-      <w:r>
-        <w:br/>
-      </w:r>
-      <w:r>
-        <w:rPr>
-          <w:rStyle w:val="VerbatimChar"/>
-        </w:rPr>
-        <w:t xml:space="preserve">        Xmlbf.pElement "xhtml:div" (many decodeInline)</w:t>
-      </w:r>
-      <w:r>
-        <w:br/>
-      </w:r>
-      <w:r>
-        <w:rPr>
-          <w:rStyle w:val="VerbatimChar"/>
-        </w:rPr>
         <w:t xml:space="preserve">      Xmlbf.pEndOfInput</w:t>
       </w:r>
       <w:r>
@@ -12242,26 +12241,26 @@
       <w:pPr>
         <w:pStyle w:val="Heading2"/>
       </w:pPr>
-      <w:bookmarkStart w:id="66" w:name="Xa995b7edf91b71f749905dbb3e2f12442b6f4bd"/>
-      <w:bookmarkStart w:id="67" w:name="_Toc221829117"/>
-      <w:bookmarkEnd w:id="48"/>
-      <w:bookmarkEnd w:id="60"/>
+      <w:bookmarkStart w:id="66" w:name="_Toc221829117"/>
+      <w:bookmarkStart w:id="67" w:name="Xa995b7edf91b71f749905dbb3e2f12442b6f4bd"/>
+      <w:bookmarkEnd w:id="49"/>
+      <w:bookmarkEnd w:id="61"/>
       <w:bookmarkEnd w:id="65"/>
       <w:r>
         <w:t>Validation, testing, performance, and schema evolution</w:t>
       </w:r>
-      <w:bookmarkEnd w:id="67"/>
+      <w:bookmarkEnd w:id="66"/>
     </w:p>
     <w:p>
       <w:pPr>
         <w:pStyle w:val="Heading3"/>
       </w:pPr>
-      <w:bookmarkStart w:id="68" w:name="validation-strategies-dtd-relaxng-xsd"/>
-      <w:bookmarkStart w:id="69" w:name="_Toc221829118"/>
+      <w:bookmarkStart w:id="68" w:name="_Toc221829118"/>
+      <w:bookmarkStart w:id="69" w:name="validation-strategies-dtd-relaxng-xsd"/>
       <w:r>
         <w:t>Validation strategies (DTD, RelaxNG, XSD)</w:t>
       </w:r>
-      <w:bookmarkEnd w:id="69"/>
+      <w:bookmarkEnd w:id="68"/>
     </w:p>
     <w:p>
       <w:pPr>
@@ -12345,11 +12344,7 @@
       </w:hyperlink>
       <w:r>
         <w:br/>
-        <w:t xml:space="preserve">In practice, Haskell projects often validate XSD with external tools or separate </w:t>
-      </w:r>
-      <w:r>
-        <w:lastRenderedPageBreak/>
-        <w:t xml:space="preserve">components; a long-lived Haskell community note is that HXT provides RelaxNG and DTD validators, not XSD, which pushes XSD validation to other tools. </w:t>
+        <w:t xml:space="preserve">In practice, Haskell projects often validate XSD with external tools or separate components; a long-lived Haskell community note is that HXT provides RelaxNG and DTD validators, not XSD, which pushes XSD validation to other tools. </w:t>
       </w:r>
       <w:hyperlink r:id="rId96">
         <w:r>
@@ -12435,13 +12430,13 @@
       <w:pPr>
         <w:pStyle w:val="Heading3"/>
       </w:pPr>
-      <w:bookmarkStart w:id="70" w:name="Xc8752e2d7fb0e3394111286a4ef77616b882a52"/>
-      <w:bookmarkStart w:id="71" w:name="_Toc221829119"/>
-      <w:bookmarkEnd w:id="68"/>
+      <w:bookmarkStart w:id="70" w:name="_Toc221829119"/>
+      <w:bookmarkStart w:id="71" w:name="Xc8752e2d7fb0e3394111286a4ef77616b882a52"/>
+      <w:bookmarkEnd w:id="69"/>
       <w:r>
         <w:t>Testing strategy: hspec + QuickCheck round-trips</w:t>
       </w:r>
-      <w:bookmarkEnd w:id="71"/>
+      <w:bookmarkEnd w:id="70"/>
     </w:p>
     <w:p>
       <w:pPr>
@@ -12551,6 +12546,7 @@
         <w:rPr>
           <w:rStyle w:val="VerbatimChar"/>
         </w:rPr>
+        <w:lastRenderedPageBreak/>
         <w:t>{-# LANGUAGE OverloadedStrings #-}</w:t>
       </w:r>
       <w:r>
@@ -12733,14 +12729,13 @@
       <w:pPr>
         <w:pStyle w:val="Heading3"/>
       </w:pPr>
-      <w:bookmarkStart w:id="72" w:name="performance-and-memory-considerations"/>
-      <w:bookmarkStart w:id="73" w:name="_Toc221829120"/>
-      <w:bookmarkEnd w:id="70"/>
-      <w:r>
-        <w:lastRenderedPageBreak/>
+      <w:bookmarkStart w:id="72" w:name="_Toc221829120"/>
+      <w:bookmarkStart w:id="73" w:name="performance-and-memory-considerations"/>
+      <w:bookmarkEnd w:id="71"/>
+      <w:r>
         <w:t>Performance and memory considerations</w:t>
       </w:r>
-      <w:bookmarkEnd w:id="73"/>
+      <w:bookmarkEnd w:id="72"/>
     </w:p>
     <w:p>
       <w:pPr>
@@ -12868,13 +12863,13 @@
       <w:pPr>
         <w:pStyle w:val="Heading3"/>
       </w:pPr>
-      <w:bookmarkStart w:id="74" w:name="X19b2c06ca0903debfacb33a4ca62d31ef3fd60b"/>
-      <w:bookmarkStart w:id="75" w:name="_Toc221829121"/>
-      <w:bookmarkEnd w:id="72"/>
+      <w:bookmarkStart w:id="74" w:name="_Toc221829121"/>
+      <w:bookmarkStart w:id="75" w:name="X19b2c06ca0903debfacb33a4ca62d31ef3fd60b"/>
+      <w:bookmarkEnd w:id="73"/>
       <w:r>
         <w:t>Code generation options and when they help</w:t>
       </w:r>
-      <w:bookmarkEnd w:id="75"/>
+      <w:bookmarkEnd w:id="74"/>
     </w:p>
     <w:p>
       <w:pPr>
@@ -12905,6 +12900,7 @@
         </w:numPr>
       </w:pPr>
       <w:r>
+        <w:lastRenderedPageBreak/>
         <w:t>correctness matters more than handwritten elegance,</w:t>
       </w:r>
     </w:p>
@@ -13068,13 +13064,13 @@
       <w:pPr>
         <w:pStyle w:val="Heading3"/>
       </w:pPr>
-      <w:bookmarkStart w:id="76" w:name="Xad315bc0e1c3941cde92b4bef66774f65e1ef7f"/>
-      <w:bookmarkStart w:id="77" w:name="_Toc221829122"/>
-      <w:bookmarkEnd w:id="74"/>
+      <w:bookmarkStart w:id="76" w:name="_Toc221829122"/>
+      <w:bookmarkStart w:id="77" w:name="Xad315bc0e1c3941cde92b4bef66774f65e1ef7f"/>
+      <w:bookmarkEnd w:id="75"/>
       <w:r>
         <w:t>Migration advice for evolving XML schemas</w:t>
       </w:r>
-      <w:bookmarkEnd w:id="77"/>
+      <w:bookmarkEnd w:id="76"/>
     </w:p>
     <w:p>
       <w:pPr>
@@ -13125,7 +13121,6 @@
           <w:b/>
           <w:bCs/>
         </w:rPr>
-        <w:lastRenderedPageBreak/>
         <w:t>Renamed elements / namespace changes</w:t>
       </w:r>
       <w:r>
@@ -13249,16 +13244,16 @@
         </w:r>
       </w:hyperlink>
     </w:p>
-    <w:bookmarkEnd w:id="1"/>
     <w:bookmarkEnd w:id="2"/>
-    <w:bookmarkEnd w:id="66"/>
-    <w:bookmarkEnd w:id="76"/>
+    <w:bookmarkEnd w:id="3"/>
+    <w:bookmarkEnd w:id="67"/>
+    <w:bookmarkEnd w:id="77"/>
     <w:p>
       <w:r>
         <w:rPr>
           <w:noProof/>
         </w:rPr>
-        <w:pict w14:anchorId="1373F54B">
+        <w:pict w14:anchorId="3DAA8E66">
           <v:rect id="_x0000_i1025" alt="" style="width:451.3pt;height:.05pt;mso-width-percent:0;mso-height-percent:0;mso-width-percent:0;mso-height-percent:0" o:hralign="center" o:hrstd="t" o:hr="t"/>
         </w:pict>
       </w:r>
@@ -14463,19 +14458,7 @@
           <w:rPr>
             <w:rStyle w:val="Hyperlink"/>
           </w:rPr>
-          <w:t>https://hackage.haskell.o</w:t>
-        </w:r>
-        <w:r>
-          <w:rPr>
-            <w:rStyle w:val="Hyperlink"/>
-          </w:rPr>
-          <w:t>r</w:t>
-        </w:r>
-        <w:r>
-          <w:rPr>
-            <w:rStyle w:val="Hyperlink"/>
-          </w:rPr>
-          <w:t>g/package/QuickCheck</w:t>
+          <w:t>https://hackage.haskell.org/package/QuickCheck</w:t>
         </w:r>
       </w:hyperlink>
     </w:p>
